--- a/Resultados_NUMEX.docx
+++ b/Resultados_NUMEX.docx
@@ -2,6 +2,2290 @@
 <file path=word/document.xml><?xml version="1.0" encoding="utf-8"?>
 <w:document xmlns:wpc="http://schemas.microsoft.com/office/word/2010/wordprocessingCanvas" xmlns:cx="http://schemas.microsoft.com/office/drawing/2014/chartex" xmlns:cx1="http://schemas.microsoft.com/office/drawing/2015/9/8/chartex" xmlns:mc="http://schemas.openxmlformats.org/markup-compatibility/2006" xmlns:o="urn:schemas-microsoft-com:office:office" xmlns:r="http://schemas.openxmlformats.org/officeDocument/2006/relationships" xmlns:m="http://schemas.openxmlformats.org/officeDocument/2006/math" xmlns:v="urn:schemas-microsoft-com:vml" xmlns:wp14="http://schemas.microsoft.com/office/word/2010/wordprocessingDrawing" xmlns:wp="http://schemas.openxmlformats.org/drawingml/2006/wordprocessingDrawing" xmlns:w10="urn:schemas-microsoft-com:office:word" xmlns:w="http://schemas.openxmlformats.org/wordprocessingml/2006/main" xmlns:w14="http://schemas.microsoft.com/office/word/2010/wordml" xmlns:w15="http://schemas.microsoft.com/office/word/2012/wordml" xmlns:w16se="http://schemas.microsoft.com/office/word/2015/wordml/symex" xmlns:wpg="http://schemas.microsoft.com/office/word/2010/wordprocessingGroup" xmlns:wpi="http://schemas.microsoft.com/office/word/2010/wordprocessingInk" xmlns:wne="http://schemas.microsoft.com/office/word/2006/wordml" xmlns:wps="http://schemas.microsoft.com/office/word/2010/wordprocessingShape" mc:Ignorable="w14 w15 w16se wp14">
   <w:body>
+    <w:p>
+      <w:pPr>
+        <w:rPr>
+          <w:b/>
+          <w:i/>
+          <w:sz w:val="20"/>
+        </w:rPr>
+      </w:pPr>
+      <w:proofErr w:type="spellStart"/>
+      <w:r>
+        <w:rPr>
+          <w:b/>
+          <w:i/>
+          <w:sz w:val="20"/>
+        </w:rPr>
+        <w:t>Table</w:t>
+      </w:r>
+      <w:proofErr w:type="spellEnd"/>
+      <w:r>
+        <w:rPr>
+          <w:b/>
+          <w:i/>
+          <w:sz w:val="20"/>
+        </w:rPr>
+        <w:t xml:space="preserve"> 1. </w:t>
+      </w:r>
+      <w:proofErr w:type="spellStart"/>
+      <w:r>
+        <w:rPr>
+          <w:b/>
+          <w:i/>
+          <w:sz w:val="20"/>
+        </w:rPr>
+        <w:t>Overview</w:t>
+      </w:r>
+      <w:proofErr w:type="spellEnd"/>
+      <w:r>
+        <w:rPr>
+          <w:b/>
+          <w:i/>
+          <w:sz w:val="20"/>
+        </w:rPr>
+        <w:t xml:space="preserve"> of </w:t>
+      </w:r>
+      <w:proofErr w:type="spellStart"/>
+      <w:r>
+        <w:rPr>
+          <w:b/>
+          <w:i/>
+          <w:sz w:val="20"/>
+        </w:rPr>
+        <w:t>tree</w:t>
+      </w:r>
+      <w:proofErr w:type="spellEnd"/>
+      <w:r>
+        <w:rPr>
+          <w:b/>
+          <w:i/>
+          <w:sz w:val="20"/>
+        </w:rPr>
+        <w:t xml:space="preserve"> </w:t>
+      </w:r>
+      <w:proofErr w:type="spellStart"/>
+      <w:r>
+        <w:rPr>
+          <w:b/>
+          <w:i/>
+          <w:sz w:val="20"/>
+        </w:rPr>
+        <w:t>characteristics</w:t>
+      </w:r>
+      <w:proofErr w:type="spellEnd"/>
+    </w:p>
+    <w:tbl>
+      <w:tblPr>
+        <w:tblW w:w="13006" w:type="dxa"/>
+        <w:tblCellMar>
+          <w:left w:w="0" w:type="dxa"/>
+          <w:right w:w="0" w:type="dxa"/>
+        </w:tblCellMar>
+        <w:tblLook w:val="0600" w:firstRow="0" w:lastRow="0" w:firstColumn="0" w:lastColumn="0" w:noHBand="1" w:noVBand="1"/>
+      </w:tblPr>
+      <w:tblGrid>
+        <w:gridCol w:w="1107"/>
+        <w:gridCol w:w="1679"/>
+        <w:gridCol w:w="1677"/>
+        <w:gridCol w:w="1690"/>
+        <w:gridCol w:w="1864"/>
+        <w:gridCol w:w="910"/>
+        <w:gridCol w:w="1172"/>
+        <w:gridCol w:w="1969"/>
+        <w:gridCol w:w="938"/>
+      </w:tblGrid>
+      <w:tr>
+        <w:tc>
+          <w:tcPr>
+            <w:tcW w:w="1111" w:type="dxa"/>
+            <w:tcBorders>
+              <w:top w:val="single" w:sz="8" w:space="0" w:color="000000"/>
+              <w:left w:val="nil"/>
+              <w:bottom w:val="single" w:sz="8" w:space="0" w:color="000000"/>
+              <w:right w:val="nil"/>
+            </w:tcBorders>
+            <w:shd w:val="clear" w:color="auto" w:fill="FFFFFF"/>
+            <w:tcMar>
+              <w:top w:w="60" w:type="dxa"/>
+              <w:left w:w="120" w:type="dxa"/>
+              <w:bottom w:w="60" w:type="dxa"/>
+              <w:right w:w="120" w:type="dxa"/>
+            </w:tcMar>
+            <w:vAlign w:val="center"/>
+            <w:hideMark/>
+          </w:tcPr>
+          <w:p>
+            <w:pPr>
+              <w:spacing w:line="240" w:lineRule="auto"/>
+              <w:rPr>
+                <w:b/>
+                <w:lang w:val="en-US"/>
+              </w:rPr>
+            </w:pPr>
+            <w:r>
+              <w:rPr>
+                <w:b/>
+                <w:lang w:val="en-US"/>
+              </w:rPr>
+              <w:t>elevation</w:t>
+            </w:r>
+          </w:p>
+        </w:tc>
+        <w:tc>
+          <w:tcPr>
+            <w:tcW w:w="1928" w:type="dxa"/>
+            <w:tcBorders>
+              <w:top w:val="single" w:sz="8" w:space="0" w:color="000000"/>
+              <w:left w:val="nil"/>
+              <w:bottom w:val="single" w:sz="8" w:space="0" w:color="000000"/>
+              <w:right w:val="nil"/>
+            </w:tcBorders>
+            <w:shd w:val="clear" w:color="auto" w:fill="FFFFFF"/>
+          </w:tcPr>
+          <w:p>
+            <w:pPr>
+              <w:spacing w:line="240" w:lineRule="auto"/>
+              <w:rPr>
+                <w:b/>
+              </w:rPr>
+            </w:pPr>
+            <w:proofErr w:type="spellStart"/>
+            <w:r>
+              <w:rPr>
+                <w:b/>
+              </w:rPr>
+              <w:t>Coordinates</w:t>
+            </w:r>
+            <w:proofErr w:type="spellEnd"/>
+          </w:p>
+        </w:tc>
+        <w:tc>
+          <w:tcPr>
+            <w:tcW w:w="1927" w:type="dxa"/>
+            <w:tcBorders>
+              <w:top w:val="single" w:sz="8" w:space="0" w:color="000000"/>
+              <w:left w:val="nil"/>
+              <w:bottom w:val="single" w:sz="8" w:space="0" w:color="000000"/>
+              <w:right w:val="nil"/>
+            </w:tcBorders>
+            <w:shd w:val="clear" w:color="auto" w:fill="FFFFFF"/>
+          </w:tcPr>
+          <w:p>
+            <w:pPr>
+              <w:spacing w:line="240" w:lineRule="auto"/>
+              <w:rPr>
+                <w:b/>
+              </w:rPr>
+            </w:pPr>
+            <w:proofErr w:type="spellStart"/>
+            <w:r>
+              <w:rPr>
+                <w:b/>
+              </w:rPr>
+              <w:t>Vegetation</w:t>
+            </w:r>
+            <w:proofErr w:type="spellEnd"/>
+            <w:r>
+              <w:rPr>
+                <w:b/>
+              </w:rPr>
+              <w:t xml:space="preserve"> </w:t>
+            </w:r>
+            <w:proofErr w:type="spellStart"/>
+            <w:r>
+              <w:rPr>
+                <w:b/>
+              </w:rPr>
+              <w:t>Type</w:t>
+            </w:r>
+            <w:proofErr w:type="spellEnd"/>
+          </w:p>
+        </w:tc>
+        <w:tc>
+          <w:tcPr>
+            <w:tcW w:w="1812" w:type="dxa"/>
+            <w:tcBorders>
+              <w:top w:val="single" w:sz="8" w:space="0" w:color="000000"/>
+              <w:left w:val="nil"/>
+              <w:bottom w:val="single" w:sz="8" w:space="0" w:color="000000"/>
+              <w:right w:val="nil"/>
+            </w:tcBorders>
+            <w:shd w:val="clear" w:color="auto" w:fill="FFFFFF"/>
+          </w:tcPr>
+          <w:p>
+            <w:pPr>
+              <w:spacing w:line="240" w:lineRule="auto"/>
+              <w:rPr>
+                <w:b/>
+              </w:rPr>
+            </w:pPr>
+            <w:proofErr w:type="spellStart"/>
+            <w:r>
+              <w:rPr>
+                <w:b/>
+              </w:rPr>
+              <w:t>Familiy</w:t>
+            </w:r>
+            <w:proofErr w:type="spellEnd"/>
+          </w:p>
+        </w:tc>
+        <w:tc>
+          <w:tcPr>
+            <w:tcW w:w="2049" w:type="dxa"/>
+            <w:tcBorders>
+              <w:top w:val="single" w:sz="8" w:space="0" w:color="000000"/>
+              <w:left w:val="nil"/>
+              <w:bottom w:val="single" w:sz="8" w:space="0" w:color="000000"/>
+              <w:right w:val="nil"/>
+            </w:tcBorders>
+            <w:shd w:val="clear" w:color="auto" w:fill="FFFFFF"/>
+            <w:tcMar>
+              <w:top w:w="60" w:type="dxa"/>
+              <w:left w:w="120" w:type="dxa"/>
+              <w:bottom w:w="60" w:type="dxa"/>
+              <w:right w:w="120" w:type="dxa"/>
+            </w:tcMar>
+            <w:vAlign w:val="center"/>
+            <w:hideMark/>
+          </w:tcPr>
+          <w:p>
+            <w:pPr>
+              <w:spacing w:line="240" w:lineRule="auto"/>
+              <w:rPr>
+                <w:b/>
+                <w:lang w:val="en-US"/>
+              </w:rPr>
+            </w:pPr>
+            <w:proofErr w:type="spellStart"/>
+            <w:r>
+              <w:rPr>
+                <w:b/>
+              </w:rPr>
+              <w:t>specie</w:t>
+            </w:r>
+            <w:proofErr w:type="spellEnd"/>
+          </w:p>
+        </w:tc>
+        <w:tc>
+          <w:tcPr>
+            <w:tcW w:w="910" w:type="dxa"/>
+            <w:tcBorders>
+              <w:top w:val="single" w:sz="18" w:space="0" w:color="000000"/>
+              <w:left w:val="nil"/>
+              <w:bottom w:val="single" w:sz="8" w:space="0" w:color="000000"/>
+              <w:right w:val="nil"/>
+            </w:tcBorders>
+            <w:shd w:val="clear" w:color="auto" w:fill="FFFFFF"/>
+            <w:tcMar>
+              <w:top w:w="60" w:type="dxa"/>
+              <w:left w:w="120" w:type="dxa"/>
+              <w:bottom w:w="60" w:type="dxa"/>
+              <w:right w:w="120" w:type="dxa"/>
+            </w:tcMar>
+            <w:vAlign w:val="center"/>
+            <w:hideMark/>
+          </w:tcPr>
+          <w:p>
+            <w:pPr>
+              <w:spacing w:line="240" w:lineRule="auto"/>
+              <w:rPr>
+                <w:b/>
+                <w:lang w:val="en-US"/>
+              </w:rPr>
+            </w:pPr>
+            <w:r>
+              <w:rPr>
+                <w:b/>
+                <w:lang w:val="en-US"/>
+              </w:rPr>
+              <w:t>Wood density</w:t>
+            </w:r>
+          </w:p>
+          <w:p>
+            <w:pPr>
+              <w:spacing w:line="240" w:lineRule="auto"/>
+              <w:rPr>
+                <w:b/>
+                <w:vertAlign w:val="superscript"/>
+                <w:lang w:val="en-US"/>
+              </w:rPr>
+            </w:pPr>
+            <w:r>
+              <w:rPr>
+                <w:b/>
+                <w:lang w:val="en-US"/>
+              </w:rPr>
+              <w:t>(g/cm</w:t>
+            </w:r>
+            <w:r>
+              <w:rPr>
+                <w:b/>
+                <w:vertAlign w:val="superscript"/>
+                <w:lang w:val="en-US"/>
+              </w:rPr>
+              <w:t>3</w:t>
+            </w:r>
+          </w:p>
+          <w:p>
+            <w:pPr>
+              <w:spacing w:line="240" w:lineRule="auto"/>
+              <w:rPr>
+                <w:b/>
+                <w:lang w:val="en-US"/>
+              </w:rPr>
+            </w:pPr>
+            <w:r>
+              <w:rPr>
+                <w:b/>
+                <w:lang w:val="en-US"/>
+              </w:rPr>
+              <w:t>)</w:t>
+            </w:r>
+          </w:p>
+        </w:tc>
+        <w:tc>
+          <w:tcPr>
+            <w:tcW w:w="1172" w:type="dxa"/>
+            <w:tcBorders>
+              <w:top w:val="single" w:sz="18" w:space="0" w:color="000000"/>
+              <w:left w:val="nil"/>
+              <w:bottom w:val="single" w:sz="8" w:space="0" w:color="000000"/>
+              <w:right w:val="nil"/>
+            </w:tcBorders>
+            <w:shd w:val="clear" w:color="auto" w:fill="FFFFFF"/>
+            <w:tcMar>
+              <w:top w:w="60" w:type="dxa"/>
+              <w:left w:w="120" w:type="dxa"/>
+              <w:bottom w:w="60" w:type="dxa"/>
+              <w:right w:w="120" w:type="dxa"/>
+            </w:tcMar>
+            <w:vAlign w:val="center"/>
+            <w:hideMark/>
+          </w:tcPr>
+          <w:p>
+            <w:pPr>
+              <w:spacing w:line="240" w:lineRule="auto"/>
+              <w:rPr>
+                <w:b/>
+                <w:lang w:val="en-US"/>
+              </w:rPr>
+            </w:pPr>
+            <w:r>
+              <w:rPr>
+                <w:b/>
+                <w:lang w:val="en-US"/>
+              </w:rPr>
+              <w:t>Maximum Height</w:t>
+            </w:r>
+          </w:p>
+        </w:tc>
+        <w:tc>
+          <w:tcPr>
+            <w:tcW w:w="1172" w:type="dxa"/>
+            <w:tcBorders>
+              <w:top w:val="single" w:sz="18" w:space="0" w:color="000000"/>
+              <w:left w:val="nil"/>
+              <w:bottom w:val="single" w:sz="8" w:space="0" w:color="000000"/>
+              <w:right w:val="nil"/>
+            </w:tcBorders>
+            <w:shd w:val="clear" w:color="auto" w:fill="FFFFFF"/>
+            <w:tcMar>
+              <w:top w:w="60" w:type="dxa"/>
+              <w:left w:w="120" w:type="dxa"/>
+              <w:bottom w:w="60" w:type="dxa"/>
+              <w:right w:w="120" w:type="dxa"/>
+            </w:tcMar>
+            <w:vAlign w:val="center"/>
+            <w:hideMark/>
+          </w:tcPr>
+          <w:p>
+            <w:pPr>
+              <w:spacing w:line="240" w:lineRule="auto"/>
+              <w:rPr>
+                <w:b/>
+                <w:lang w:val="en-US"/>
+              </w:rPr>
+            </w:pPr>
+            <w:r>
+              <w:rPr>
+                <w:b/>
+                <w:lang w:val="en-US"/>
+              </w:rPr>
+              <w:t>Maximum Diameter</w:t>
+            </w:r>
+          </w:p>
+        </w:tc>
+        <w:tc>
+          <w:tcPr>
+            <w:tcW w:w="925" w:type="dxa"/>
+            <w:tcBorders>
+              <w:top w:val="single" w:sz="18" w:space="0" w:color="000000"/>
+              <w:left w:val="nil"/>
+              <w:bottom w:val="single" w:sz="8" w:space="0" w:color="000000"/>
+              <w:right w:val="nil"/>
+            </w:tcBorders>
+            <w:shd w:val="clear" w:color="auto" w:fill="FFFFFF"/>
+          </w:tcPr>
+          <w:p>
+            <w:pPr>
+              <w:spacing w:line="240" w:lineRule="auto"/>
+              <w:rPr>
+                <w:b/>
+                <w:lang w:val="en-US"/>
+              </w:rPr>
+            </w:pPr>
+          </w:p>
+        </w:tc>
+      </w:tr>
+      <w:tr>
+        <w:tc>
+          <w:tcPr>
+            <w:tcW w:w="1111" w:type="dxa"/>
+            <w:vMerge w:val="restart"/>
+            <w:tcBorders>
+              <w:top w:val="single" w:sz="8" w:space="0" w:color="000000"/>
+              <w:left w:val="nil"/>
+              <w:bottom w:val="single" w:sz="8" w:space="0" w:color="000000"/>
+              <w:right w:val="nil"/>
+            </w:tcBorders>
+            <w:shd w:val="clear" w:color="auto" w:fill="FFFFFF"/>
+            <w:tcMar>
+              <w:top w:w="60" w:type="dxa"/>
+              <w:left w:w="120" w:type="dxa"/>
+              <w:bottom w:w="60" w:type="dxa"/>
+              <w:right w:w="120" w:type="dxa"/>
+            </w:tcMar>
+            <w:hideMark/>
+          </w:tcPr>
+          <w:p>
+            <w:pPr>
+              <w:rPr>
+                <w:lang w:val="en-US"/>
+              </w:rPr>
+            </w:pPr>
+            <w:r>
+              <w:rPr>
+                <w:lang w:val="en-US"/>
+              </w:rPr>
+              <w:t>1000</w:t>
+            </w:r>
+          </w:p>
+        </w:tc>
+        <w:tc>
+          <w:tcPr>
+            <w:tcW w:w="1928" w:type="dxa"/>
+            <w:tcBorders>
+              <w:top w:val="single" w:sz="8" w:space="0" w:color="000000"/>
+              <w:left w:val="nil"/>
+              <w:bottom w:val="single" w:sz="8" w:space="0" w:color="000000"/>
+              <w:right w:val="nil"/>
+            </w:tcBorders>
+            <w:shd w:val="clear" w:color="auto" w:fill="FFFFFF"/>
+          </w:tcPr>
+          <w:p>
+            <w:pPr>
+              <w:rPr>
+                <w:i/>
+                <w:iCs/>
+                <w:lang w:val="en-US"/>
+              </w:rPr>
+            </w:pPr>
+            <w:r>
+              <w:rPr>
+                <w:i/>
+                <w:iCs/>
+                <w:lang w:val="en-US"/>
+              </w:rPr>
+              <w:t>4°7’ S, 78° 58’ W</w:t>
+            </w:r>
+          </w:p>
+        </w:tc>
+        <w:tc>
+          <w:tcPr>
+            <w:tcW w:w="1927" w:type="dxa"/>
+            <w:tcBorders>
+              <w:top w:val="single" w:sz="8" w:space="0" w:color="000000"/>
+              <w:left w:val="nil"/>
+              <w:bottom w:val="single" w:sz="8" w:space="0" w:color="000000"/>
+              <w:right w:val="nil"/>
+            </w:tcBorders>
+            <w:shd w:val="clear" w:color="auto" w:fill="FFFFFF"/>
+          </w:tcPr>
+          <w:p>
+            <w:pPr>
+              <w:rPr>
+                <w:i/>
+                <w:iCs/>
+                <w:lang w:val="en-US"/>
+              </w:rPr>
+            </w:pPr>
+            <w:r>
+              <w:rPr>
+                <w:i/>
+                <w:iCs/>
+                <w:lang w:val="en-US"/>
+              </w:rPr>
+              <w:t>Evergreen premontane forest</w:t>
+            </w:r>
+          </w:p>
+        </w:tc>
+        <w:tc>
+          <w:tcPr>
+            <w:tcW w:w="1812" w:type="dxa"/>
+            <w:tcBorders>
+              <w:top w:val="single" w:sz="8" w:space="0" w:color="000000"/>
+              <w:left w:val="nil"/>
+              <w:bottom w:val="single" w:sz="8" w:space="0" w:color="000000"/>
+              <w:right w:val="nil"/>
+            </w:tcBorders>
+            <w:shd w:val="clear" w:color="auto" w:fill="FFFFFF"/>
+          </w:tcPr>
+          <w:p>
+            <w:pPr>
+              <w:rPr>
+                <w:i/>
+                <w:iCs/>
+                <w:lang w:val="en-US"/>
+              </w:rPr>
+            </w:pPr>
+            <w:proofErr w:type="spellStart"/>
+            <w:r>
+              <w:rPr>
+                <w:i/>
+                <w:iCs/>
+                <w:lang w:val="en-US"/>
+              </w:rPr>
+              <w:t>Moraceae</w:t>
+            </w:r>
+            <w:proofErr w:type="spellEnd"/>
+          </w:p>
+        </w:tc>
+        <w:tc>
+          <w:tcPr>
+            <w:tcW w:w="2049" w:type="dxa"/>
+            <w:tcBorders>
+              <w:top w:val="single" w:sz="8" w:space="0" w:color="000000"/>
+              <w:left w:val="nil"/>
+              <w:bottom w:val="single" w:sz="8" w:space="0" w:color="000000"/>
+              <w:right w:val="nil"/>
+            </w:tcBorders>
+            <w:shd w:val="clear" w:color="auto" w:fill="FFFFFF"/>
+            <w:tcMar>
+              <w:top w:w="60" w:type="dxa"/>
+              <w:left w:w="120" w:type="dxa"/>
+              <w:bottom w:w="60" w:type="dxa"/>
+              <w:right w:w="120" w:type="dxa"/>
+            </w:tcMar>
+            <w:hideMark/>
+          </w:tcPr>
+          <w:p>
+            <w:pPr>
+              <w:rPr>
+                <w:lang w:val="en-US"/>
+              </w:rPr>
+            </w:pPr>
+            <w:proofErr w:type="spellStart"/>
+            <w:r>
+              <w:rPr>
+                <w:i/>
+                <w:iCs/>
+                <w:lang w:val="en-US"/>
+              </w:rPr>
+              <w:t>Clarisia</w:t>
+            </w:r>
+            <w:proofErr w:type="spellEnd"/>
+            <w:r>
+              <w:rPr>
+                <w:i/>
+                <w:iCs/>
+                <w:lang w:val="en-US"/>
+              </w:rPr>
+              <w:t xml:space="preserve"> </w:t>
+            </w:r>
+            <w:proofErr w:type="spellStart"/>
+            <w:r>
+              <w:rPr>
+                <w:i/>
+                <w:iCs/>
+                <w:lang w:val="en-US"/>
+              </w:rPr>
+              <w:t>racemosa</w:t>
+            </w:r>
+            <w:proofErr w:type="spellEnd"/>
+            <w:r>
+              <w:rPr>
+                <w:i/>
+                <w:iCs/>
+                <w:lang w:val="en-US"/>
+              </w:rPr>
+              <w:t xml:space="preserve"> </w:t>
+            </w:r>
+            <w:r>
+              <w:rPr>
+                <w:iCs/>
+                <w:lang w:val="en-US"/>
+              </w:rPr>
+              <w:t xml:space="preserve">Ruiz &amp; </w:t>
+            </w:r>
+            <w:proofErr w:type="spellStart"/>
+            <w:r>
+              <w:rPr>
+                <w:iCs/>
+                <w:lang w:val="en-US"/>
+              </w:rPr>
+              <w:t>Pav</w:t>
+            </w:r>
+            <w:proofErr w:type="spellEnd"/>
+          </w:p>
+        </w:tc>
+        <w:tc>
+          <w:tcPr>
+            <w:tcW w:w="910" w:type="dxa"/>
+            <w:tcBorders>
+              <w:top w:val="single" w:sz="8" w:space="0" w:color="000000"/>
+              <w:left w:val="nil"/>
+              <w:bottom w:val="single" w:sz="8" w:space="0" w:color="000000"/>
+              <w:right w:val="nil"/>
+            </w:tcBorders>
+            <w:shd w:val="clear" w:color="auto" w:fill="FFFFFF"/>
+            <w:tcMar>
+              <w:top w:w="60" w:type="dxa"/>
+              <w:left w:w="120" w:type="dxa"/>
+              <w:bottom w:w="60" w:type="dxa"/>
+              <w:right w:w="120" w:type="dxa"/>
+            </w:tcMar>
+            <w:vAlign w:val="center"/>
+            <w:hideMark/>
+          </w:tcPr>
+          <w:p>
+            <w:pPr>
+              <w:rPr>
+                <w:lang w:val="en-US"/>
+              </w:rPr>
+            </w:pPr>
+            <w:r>
+              <w:rPr>
+                <w:lang w:val="en-US"/>
+              </w:rPr>
+              <w:t>0.585</w:t>
+            </w:r>
+          </w:p>
+        </w:tc>
+        <w:tc>
+          <w:tcPr>
+            <w:tcW w:w="1172" w:type="dxa"/>
+            <w:tcBorders>
+              <w:top w:val="single" w:sz="8" w:space="0" w:color="000000"/>
+              <w:left w:val="nil"/>
+              <w:bottom w:val="single" w:sz="8" w:space="0" w:color="000000"/>
+              <w:right w:val="nil"/>
+            </w:tcBorders>
+            <w:shd w:val="clear" w:color="auto" w:fill="FFFFFF"/>
+            <w:tcMar>
+              <w:top w:w="60" w:type="dxa"/>
+              <w:left w:w="120" w:type="dxa"/>
+              <w:bottom w:w="60" w:type="dxa"/>
+              <w:right w:w="120" w:type="dxa"/>
+            </w:tcMar>
+            <w:vAlign w:val="center"/>
+            <w:hideMark/>
+          </w:tcPr>
+          <w:p>
+            <w:pPr>
+              <w:rPr>
+                <w:lang w:val="en-US"/>
+              </w:rPr>
+            </w:pPr>
+            <w:r>
+              <w:rPr>
+                <w:lang w:val="en-US"/>
+              </w:rPr>
+              <w:t>20-40</w:t>
+            </w:r>
+          </w:p>
+        </w:tc>
+        <w:tc>
+          <w:tcPr>
+            <w:tcW w:w="1172" w:type="dxa"/>
+            <w:tcBorders>
+              <w:top w:val="single" w:sz="8" w:space="0" w:color="000000"/>
+              <w:left w:val="nil"/>
+              <w:bottom w:val="single" w:sz="8" w:space="0" w:color="000000"/>
+              <w:right w:val="nil"/>
+            </w:tcBorders>
+            <w:shd w:val="clear" w:color="auto" w:fill="FFFFFF"/>
+            <w:tcMar>
+              <w:top w:w="60" w:type="dxa"/>
+              <w:left w:w="120" w:type="dxa"/>
+              <w:bottom w:w="60" w:type="dxa"/>
+              <w:right w:w="120" w:type="dxa"/>
+            </w:tcMar>
+            <w:vAlign w:val="center"/>
+            <w:hideMark/>
+          </w:tcPr>
+          <w:p>
+            <w:pPr>
+              <w:rPr>
+                <w:lang w:val="en-US"/>
+              </w:rPr>
+            </w:pPr>
+            <w:r>
+              <w:rPr>
+                <w:lang w:val="en-US"/>
+              </w:rPr>
+              <w:t>50-120</w:t>
+            </w:r>
+          </w:p>
+        </w:tc>
+        <w:tc>
+          <w:tcPr>
+            <w:tcW w:w="925" w:type="dxa"/>
+            <w:tcBorders>
+              <w:top w:val="single" w:sz="8" w:space="0" w:color="000000"/>
+              <w:left w:val="nil"/>
+              <w:bottom w:val="single" w:sz="8" w:space="0" w:color="000000"/>
+              <w:right w:val="nil"/>
+            </w:tcBorders>
+            <w:shd w:val="clear" w:color="auto" w:fill="FFFFFF"/>
+          </w:tcPr>
+          <w:p>
+            <w:pPr>
+              <w:rPr>
+                <w:lang w:val="en-US"/>
+              </w:rPr>
+            </w:pPr>
+            <w:r>
+              <w:rPr>
+                <w:lang w:val="en-US"/>
+              </w:rPr>
+              <w:t>Semi-deciduous</w:t>
+            </w:r>
+          </w:p>
+        </w:tc>
+      </w:tr>
+      <w:tr>
+        <w:tc>
+          <w:tcPr>
+            <w:tcW w:w="1111" w:type="dxa"/>
+            <w:vMerge/>
+            <w:tcBorders>
+              <w:top w:val="single" w:sz="8" w:space="0" w:color="000000"/>
+              <w:left w:val="nil"/>
+              <w:bottom w:val="single" w:sz="8" w:space="0" w:color="000000"/>
+              <w:right w:val="nil"/>
+            </w:tcBorders>
+            <w:vAlign w:val="center"/>
+            <w:hideMark/>
+          </w:tcPr>
+          <w:p>
+            <w:pPr>
+              <w:rPr>
+                <w:lang w:val="en-US"/>
+              </w:rPr>
+            </w:pPr>
+          </w:p>
+        </w:tc>
+        <w:tc>
+          <w:tcPr>
+            <w:tcW w:w="1928" w:type="dxa"/>
+            <w:tcBorders>
+              <w:top w:val="single" w:sz="8" w:space="0" w:color="000000"/>
+              <w:left w:val="nil"/>
+              <w:bottom w:val="single" w:sz="8" w:space="0" w:color="000000"/>
+              <w:right w:val="nil"/>
+            </w:tcBorders>
+            <w:shd w:val="clear" w:color="auto" w:fill="FFFFFF"/>
+          </w:tcPr>
+          <w:p>
+            <w:pPr>
+              <w:rPr>
+                <w:i/>
+                <w:iCs/>
+                <w:lang w:val="en-US"/>
+              </w:rPr>
+            </w:pPr>
+          </w:p>
+        </w:tc>
+        <w:tc>
+          <w:tcPr>
+            <w:tcW w:w="1927" w:type="dxa"/>
+            <w:tcBorders>
+              <w:top w:val="single" w:sz="8" w:space="0" w:color="000000"/>
+              <w:left w:val="nil"/>
+              <w:bottom w:val="single" w:sz="8" w:space="0" w:color="000000"/>
+              <w:right w:val="nil"/>
+            </w:tcBorders>
+            <w:shd w:val="clear" w:color="auto" w:fill="FFFFFF"/>
+          </w:tcPr>
+          <w:p>
+            <w:pPr>
+              <w:rPr>
+                <w:i/>
+                <w:iCs/>
+                <w:lang w:val="en-US"/>
+              </w:rPr>
+            </w:pPr>
+          </w:p>
+        </w:tc>
+        <w:tc>
+          <w:tcPr>
+            <w:tcW w:w="1812" w:type="dxa"/>
+            <w:tcBorders>
+              <w:top w:val="single" w:sz="8" w:space="0" w:color="000000"/>
+              <w:left w:val="nil"/>
+              <w:bottom w:val="single" w:sz="8" w:space="0" w:color="000000"/>
+              <w:right w:val="nil"/>
+            </w:tcBorders>
+            <w:shd w:val="clear" w:color="auto" w:fill="FFFFFF"/>
+          </w:tcPr>
+          <w:p>
+            <w:pPr>
+              <w:rPr>
+                <w:i/>
+                <w:iCs/>
+                <w:lang w:val="en-US"/>
+              </w:rPr>
+            </w:pPr>
+            <w:proofErr w:type="spellStart"/>
+            <w:r>
+              <w:rPr>
+                <w:i/>
+                <w:iCs/>
+                <w:lang w:val="en-US"/>
+              </w:rPr>
+              <w:t>Sapotaceae</w:t>
+            </w:r>
+            <w:proofErr w:type="spellEnd"/>
+          </w:p>
+        </w:tc>
+        <w:tc>
+          <w:tcPr>
+            <w:tcW w:w="2049" w:type="dxa"/>
+            <w:tcBorders>
+              <w:top w:val="single" w:sz="8" w:space="0" w:color="000000"/>
+              <w:left w:val="nil"/>
+              <w:bottom w:val="single" w:sz="8" w:space="0" w:color="000000"/>
+              <w:right w:val="nil"/>
+            </w:tcBorders>
+            <w:shd w:val="clear" w:color="auto" w:fill="FFFFFF"/>
+            <w:tcMar>
+              <w:top w:w="60" w:type="dxa"/>
+              <w:left w:w="120" w:type="dxa"/>
+              <w:bottom w:w="60" w:type="dxa"/>
+              <w:right w:w="120" w:type="dxa"/>
+            </w:tcMar>
+            <w:vAlign w:val="center"/>
+            <w:hideMark/>
+          </w:tcPr>
+          <w:p>
+            <w:pPr>
+              <w:rPr>
+                <w:lang w:val="en-US"/>
+              </w:rPr>
+            </w:pPr>
+            <w:proofErr w:type="spellStart"/>
+            <w:r>
+              <w:rPr>
+                <w:i/>
+                <w:iCs/>
+                <w:lang w:val="en-US"/>
+              </w:rPr>
+              <w:t>Pouteria</w:t>
+            </w:r>
+            <w:proofErr w:type="spellEnd"/>
+            <w:r>
+              <w:rPr>
+                <w:i/>
+                <w:iCs/>
+                <w:lang w:val="en-US"/>
+              </w:rPr>
+              <w:t xml:space="preserve"> </w:t>
+            </w:r>
+            <w:proofErr w:type="spellStart"/>
+            <w:r>
+              <w:rPr>
+                <w:i/>
+                <w:iCs/>
+                <w:lang w:val="en-US"/>
+              </w:rPr>
+              <w:t>torta</w:t>
+            </w:r>
+            <w:proofErr w:type="spellEnd"/>
+            <w:r>
+              <w:rPr>
+                <w:i/>
+                <w:iCs/>
+                <w:lang w:val="en-US"/>
+              </w:rPr>
+              <w:t xml:space="preserve"> (Mart.) </w:t>
+            </w:r>
+            <w:proofErr w:type="spellStart"/>
+            <w:r>
+              <w:rPr>
+                <w:iCs/>
+                <w:lang w:val="en-US"/>
+              </w:rPr>
+              <w:t>Radlk</w:t>
+            </w:r>
+            <w:proofErr w:type="spellEnd"/>
+          </w:p>
+        </w:tc>
+        <w:tc>
+          <w:tcPr>
+            <w:tcW w:w="910" w:type="dxa"/>
+            <w:tcBorders>
+              <w:top w:val="single" w:sz="8" w:space="0" w:color="000000"/>
+              <w:left w:val="nil"/>
+              <w:bottom w:val="single" w:sz="8" w:space="0" w:color="000000"/>
+              <w:right w:val="nil"/>
+            </w:tcBorders>
+            <w:shd w:val="clear" w:color="auto" w:fill="FFFFFF"/>
+            <w:tcMar>
+              <w:top w:w="60" w:type="dxa"/>
+              <w:left w:w="120" w:type="dxa"/>
+              <w:bottom w:w="60" w:type="dxa"/>
+              <w:right w:w="120" w:type="dxa"/>
+            </w:tcMar>
+            <w:vAlign w:val="center"/>
+            <w:hideMark/>
+          </w:tcPr>
+          <w:p>
+            <w:pPr>
+              <w:rPr>
+                <w:lang w:val="en-US"/>
+              </w:rPr>
+            </w:pPr>
+            <w:r>
+              <w:rPr>
+                <w:lang w:val="en-US"/>
+              </w:rPr>
+              <w:t>0.788</w:t>
+            </w:r>
+          </w:p>
+        </w:tc>
+        <w:tc>
+          <w:tcPr>
+            <w:tcW w:w="1172" w:type="dxa"/>
+            <w:tcBorders>
+              <w:top w:val="single" w:sz="8" w:space="0" w:color="000000"/>
+              <w:left w:val="nil"/>
+              <w:bottom w:val="single" w:sz="8" w:space="0" w:color="000000"/>
+              <w:right w:val="nil"/>
+            </w:tcBorders>
+            <w:shd w:val="clear" w:color="auto" w:fill="FFFFFF"/>
+            <w:tcMar>
+              <w:top w:w="60" w:type="dxa"/>
+              <w:left w:w="120" w:type="dxa"/>
+              <w:bottom w:w="60" w:type="dxa"/>
+              <w:right w:w="120" w:type="dxa"/>
+            </w:tcMar>
+            <w:vAlign w:val="center"/>
+            <w:hideMark/>
+          </w:tcPr>
+          <w:p>
+            <w:pPr>
+              <w:rPr>
+                <w:lang w:val="en-US"/>
+              </w:rPr>
+            </w:pPr>
+            <w:r>
+              <w:rPr>
+                <w:lang w:val="en-US"/>
+              </w:rPr>
+              <w:t>6-18</w:t>
+            </w:r>
+          </w:p>
+        </w:tc>
+        <w:tc>
+          <w:tcPr>
+            <w:tcW w:w="1172" w:type="dxa"/>
+            <w:tcBorders>
+              <w:top w:val="single" w:sz="8" w:space="0" w:color="000000"/>
+              <w:left w:val="nil"/>
+              <w:bottom w:val="single" w:sz="8" w:space="0" w:color="000000"/>
+              <w:right w:val="nil"/>
+            </w:tcBorders>
+            <w:shd w:val="clear" w:color="auto" w:fill="FFFFFF"/>
+            <w:tcMar>
+              <w:top w:w="60" w:type="dxa"/>
+              <w:left w:w="120" w:type="dxa"/>
+              <w:bottom w:w="60" w:type="dxa"/>
+              <w:right w:w="120" w:type="dxa"/>
+            </w:tcMar>
+            <w:vAlign w:val="center"/>
+            <w:hideMark/>
+          </w:tcPr>
+          <w:p>
+            <w:pPr>
+              <w:rPr>
+                <w:lang w:val="en-US"/>
+              </w:rPr>
+            </w:pPr>
+            <w:r>
+              <w:rPr>
+                <w:lang w:val="en-US"/>
+              </w:rPr>
+              <w:t>100-600</w:t>
+            </w:r>
+          </w:p>
+        </w:tc>
+        <w:tc>
+          <w:tcPr>
+            <w:tcW w:w="925" w:type="dxa"/>
+            <w:tcBorders>
+              <w:top w:val="single" w:sz="8" w:space="0" w:color="000000"/>
+              <w:left w:val="nil"/>
+              <w:bottom w:val="single" w:sz="8" w:space="0" w:color="000000"/>
+              <w:right w:val="nil"/>
+            </w:tcBorders>
+            <w:shd w:val="clear" w:color="auto" w:fill="FFFFFF"/>
+          </w:tcPr>
+          <w:p>
+            <w:pPr>
+              <w:rPr>
+                <w:lang w:val="en-US"/>
+              </w:rPr>
+            </w:pPr>
+            <w:r>
+              <w:rPr>
+                <w:lang w:val="en-US"/>
+              </w:rPr>
+              <w:t>Deciduous</w:t>
+            </w:r>
+          </w:p>
+        </w:tc>
+      </w:tr>
+      <w:tr>
+        <w:tc>
+          <w:tcPr>
+            <w:tcW w:w="1111" w:type="dxa"/>
+            <w:vMerge w:val="restart"/>
+            <w:tcBorders>
+              <w:top w:val="single" w:sz="8" w:space="0" w:color="000000"/>
+              <w:left w:val="nil"/>
+              <w:bottom w:val="single" w:sz="8" w:space="0" w:color="000000"/>
+              <w:right w:val="nil"/>
+            </w:tcBorders>
+            <w:shd w:val="clear" w:color="auto" w:fill="FFFFFF"/>
+            <w:tcMar>
+              <w:top w:w="60" w:type="dxa"/>
+              <w:left w:w="120" w:type="dxa"/>
+              <w:bottom w:w="60" w:type="dxa"/>
+              <w:right w:w="120" w:type="dxa"/>
+            </w:tcMar>
+            <w:hideMark/>
+          </w:tcPr>
+          <w:p>
+            <w:pPr>
+              <w:rPr>
+                <w:lang w:val="en-US"/>
+              </w:rPr>
+            </w:pPr>
+            <w:r>
+              <w:rPr>
+                <w:lang w:val="en-US"/>
+              </w:rPr>
+              <w:t>2000</w:t>
+            </w:r>
+          </w:p>
+        </w:tc>
+        <w:tc>
+          <w:tcPr>
+            <w:tcW w:w="1928" w:type="dxa"/>
+            <w:tcBorders>
+              <w:top w:val="single" w:sz="8" w:space="0" w:color="000000"/>
+              <w:left w:val="nil"/>
+              <w:bottom w:val="single" w:sz="8" w:space="0" w:color="000000"/>
+              <w:right w:val="nil"/>
+            </w:tcBorders>
+            <w:shd w:val="clear" w:color="auto" w:fill="FFFFFF"/>
+          </w:tcPr>
+          <w:p>
+            <w:pPr>
+              <w:rPr>
+                <w:i/>
+                <w:iCs/>
+                <w:lang w:val="en-US"/>
+              </w:rPr>
+            </w:pPr>
+            <w:r>
+              <w:rPr>
+                <w:i/>
+                <w:iCs/>
+                <w:lang w:val="en-US"/>
+              </w:rPr>
+              <w:t>3°58’ S, 79° 11’ W</w:t>
+            </w:r>
+          </w:p>
+        </w:tc>
+        <w:tc>
+          <w:tcPr>
+            <w:tcW w:w="1927" w:type="dxa"/>
+            <w:tcBorders>
+              <w:top w:val="single" w:sz="8" w:space="0" w:color="000000"/>
+              <w:left w:val="nil"/>
+              <w:bottom w:val="single" w:sz="8" w:space="0" w:color="000000"/>
+              <w:right w:val="nil"/>
+            </w:tcBorders>
+            <w:shd w:val="clear" w:color="auto" w:fill="FFFFFF"/>
+          </w:tcPr>
+          <w:p>
+            <w:pPr>
+              <w:rPr>
+                <w:i/>
+                <w:iCs/>
+                <w:lang w:val="en-US"/>
+              </w:rPr>
+            </w:pPr>
+            <w:r>
+              <w:rPr>
+                <w:i/>
+                <w:iCs/>
+                <w:lang w:val="en-US"/>
+              </w:rPr>
+              <w:t>Evergreen lower montane forest</w:t>
+            </w:r>
+          </w:p>
+        </w:tc>
+        <w:tc>
+          <w:tcPr>
+            <w:tcW w:w="1812" w:type="dxa"/>
+            <w:tcBorders>
+              <w:top w:val="single" w:sz="8" w:space="0" w:color="000000"/>
+              <w:left w:val="nil"/>
+              <w:bottom w:val="single" w:sz="8" w:space="0" w:color="000000"/>
+              <w:right w:val="nil"/>
+            </w:tcBorders>
+            <w:shd w:val="clear" w:color="auto" w:fill="FFFFFF"/>
+          </w:tcPr>
+          <w:p>
+            <w:pPr>
+              <w:rPr>
+                <w:i/>
+                <w:iCs/>
+                <w:lang w:val="en-US"/>
+              </w:rPr>
+            </w:pPr>
+            <w:proofErr w:type="spellStart"/>
+            <w:r>
+              <w:rPr>
+                <w:i/>
+                <w:iCs/>
+                <w:lang w:val="en-US"/>
+              </w:rPr>
+              <w:t>Euphorbiaceae</w:t>
+            </w:r>
+            <w:proofErr w:type="spellEnd"/>
+          </w:p>
+        </w:tc>
+        <w:tc>
+          <w:tcPr>
+            <w:tcW w:w="2049" w:type="dxa"/>
+            <w:tcBorders>
+              <w:top w:val="single" w:sz="8" w:space="0" w:color="000000"/>
+              <w:left w:val="nil"/>
+              <w:bottom w:val="single" w:sz="8" w:space="0" w:color="000000"/>
+              <w:right w:val="nil"/>
+            </w:tcBorders>
+            <w:shd w:val="clear" w:color="auto" w:fill="FFFFFF"/>
+            <w:tcMar>
+              <w:top w:w="60" w:type="dxa"/>
+              <w:left w:w="120" w:type="dxa"/>
+              <w:bottom w:w="60" w:type="dxa"/>
+              <w:right w:w="120" w:type="dxa"/>
+            </w:tcMar>
+            <w:hideMark/>
+          </w:tcPr>
+          <w:p>
+            <w:pPr>
+              <w:rPr>
+                <w:lang w:val="en-US"/>
+              </w:rPr>
+            </w:pPr>
+            <w:proofErr w:type="spellStart"/>
+            <w:r>
+              <w:rPr>
+                <w:i/>
+                <w:iCs/>
+                <w:lang w:val="en-US"/>
+              </w:rPr>
+              <w:t>Alchornea</w:t>
+            </w:r>
+            <w:proofErr w:type="spellEnd"/>
+            <w:r>
+              <w:rPr>
+                <w:i/>
+                <w:iCs/>
+                <w:lang w:val="en-US"/>
+              </w:rPr>
+              <w:t xml:space="preserve"> </w:t>
+            </w:r>
+            <w:proofErr w:type="spellStart"/>
+            <w:r>
+              <w:rPr>
+                <w:i/>
+                <w:iCs/>
+                <w:lang w:val="en-US"/>
+              </w:rPr>
+              <w:t>lojaensis</w:t>
+            </w:r>
+            <w:proofErr w:type="spellEnd"/>
+            <w:r>
+              <w:rPr>
+                <w:i/>
+                <w:iCs/>
+                <w:lang w:val="en-US"/>
+              </w:rPr>
+              <w:t xml:space="preserve"> </w:t>
+            </w:r>
+            <w:proofErr w:type="spellStart"/>
+            <w:r>
+              <w:rPr>
+                <w:iCs/>
+                <w:lang w:val="en-US"/>
+              </w:rPr>
+              <w:t>Secco</w:t>
+            </w:r>
+            <w:proofErr w:type="spellEnd"/>
+          </w:p>
+        </w:tc>
+        <w:tc>
+          <w:tcPr>
+            <w:tcW w:w="910" w:type="dxa"/>
+            <w:tcBorders>
+              <w:top w:val="single" w:sz="8" w:space="0" w:color="000000"/>
+              <w:left w:val="nil"/>
+              <w:bottom w:val="single" w:sz="8" w:space="0" w:color="000000"/>
+              <w:right w:val="nil"/>
+            </w:tcBorders>
+            <w:shd w:val="clear" w:color="auto" w:fill="FFFFFF"/>
+            <w:tcMar>
+              <w:top w:w="60" w:type="dxa"/>
+              <w:left w:w="120" w:type="dxa"/>
+              <w:bottom w:w="60" w:type="dxa"/>
+              <w:right w:w="120" w:type="dxa"/>
+            </w:tcMar>
+            <w:vAlign w:val="center"/>
+            <w:hideMark/>
+          </w:tcPr>
+          <w:p>
+            <w:pPr>
+              <w:rPr>
+                <w:lang w:val="en-US"/>
+              </w:rPr>
+            </w:pPr>
+            <w:r>
+              <w:rPr>
+                <w:lang w:val="en-US"/>
+              </w:rPr>
+              <w:t>0.523</w:t>
+            </w:r>
+          </w:p>
+        </w:tc>
+        <w:tc>
+          <w:tcPr>
+            <w:tcW w:w="1172" w:type="dxa"/>
+            <w:tcBorders>
+              <w:top w:val="single" w:sz="8" w:space="0" w:color="000000"/>
+              <w:left w:val="nil"/>
+              <w:bottom w:val="single" w:sz="8" w:space="0" w:color="000000"/>
+              <w:right w:val="nil"/>
+            </w:tcBorders>
+            <w:shd w:val="clear" w:color="auto" w:fill="FFFFFF"/>
+            <w:tcMar>
+              <w:top w:w="60" w:type="dxa"/>
+              <w:left w:w="120" w:type="dxa"/>
+              <w:bottom w:w="60" w:type="dxa"/>
+              <w:right w:w="120" w:type="dxa"/>
+            </w:tcMar>
+            <w:vAlign w:val="center"/>
+            <w:hideMark/>
+          </w:tcPr>
+          <w:p>
+            <w:pPr>
+              <w:rPr>
+                <w:highlight w:val="yellow"/>
+                <w:lang w:val="en-US"/>
+              </w:rPr>
+            </w:pPr>
+            <w:r>
+              <w:rPr>
+                <w:highlight w:val="yellow"/>
+                <w:lang w:val="en-US"/>
+              </w:rPr>
+              <w:t>9</w:t>
+            </w:r>
+          </w:p>
+        </w:tc>
+        <w:tc>
+          <w:tcPr>
+            <w:tcW w:w="1172" w:type="dxa"/>
+            <w:tcBorders>
+              <w:top w:val="single" w:sz="8" w:space="0" w:color="000000"/>
+              <w:left w:val="nil"/>
+              <w:bottom w:val="single" w:sz="8" w:space="0" w:color="000000"/>
+              <w:right w:val="nil"/>
+            </w:tcBorders>
+            <w:shd w:val="clear" w:color="auto" w:fill="FFFFFF"/>
+            <w:tcMar>
+              <w:top w:w="60" w:type="dxa"/>
+              <w:left w:w="120" w:type="dxa"/>
+              <w:bottom w:w="60" w:type="dxa"/>
+              <w:right w:w="120" w:type="dxa"/>
+            </w:tcMar>
+            <w:vAlign w:val="center"/>
+            <w:hideMark/>
+          </w:tcPr>
+          <w:p>
+            <w:pPr>
+              <w:rPr>
+                <w:rFonts w:ascii="Calibri" w:hAnsi="Calibri" w:cs="Calibri"/>
+                <w:color w:val="000000"/>
+              </w:rPr>
+            </w:pPr>
+            <w:r>
+              <w:rPr>
+                <w:rFonts w:ascii="Calibri" w:hAnsi="Calibri" w:cs="Calibri"/>
+                <w:color w:val="000000"/>
+              </w:rPr>
+              <w:t>235.5601</w:t>
+            </w:r>
+          </w:p>
+          <w:p>
+            <w:pPr>
+              <w:rPr>
+                <w:highlight w:val="yellow"/>
+                <w:lang w:val="en-US"/>
+              </w:rPr>
+            </w:pPr>
+          </w:p>
+        </w:tc>
+        <w:tc>
+          <w:tcPr>
+            <w:tcW w:w="925" w:type="dxa"/>
+            <w:tcBorders>
+              <w:top w:val="single" w:sz="8" w:space="0" w:color="000000"/>
+              <w:left w:val="nil"/>
+              <w:bottom w:val="single" w:sz="8" w:space="0" w:color="000000"/>
+              <w:right w:val="nil"/>
+            </w:tcBorders>
+            <w:shd w:val="clear" w:color="auto" w:fill="FFFFFF"/>
+          </w:tcPr>
+          <w:p>
+            <w:pPr>
+              <w:rPr>
+                <w:lang w:val="en-US"/>
+              </w:rPr>
+            </w:pPr>
+          </w:p>
+        </w:tc>
+      </w:tr>
+      <w:tr>
+        <w:tc>
+          <w:tcPr>
+            <w:tcW w:w="1111" w:type="dxa"/>
+            <w:vMerge/>
+            <w:tcBorders>
+              <w:top w:val="single" w:sz="8" w:space="0" w:color="000000"/>
+              <w:left w:val="nil"/>
+              <w:bottom w:val="single" w:sz="8" w:space="0" w:color="000000"/>
+              <w:right w:val="nil"/>
+            </w:tcBorders>
+            <w:vAlign w:val="center"/>
+            <w:hideMark/>
+          </w:tcPr>
+          <w:p>
+            <w:pPr>
+              <w:rPr>
+                <w:lang w:val="en-US"/>
+              </w:rPr>
+            </w:pPr>
+          </w:p>
+        </w:tc>
+        <w:tc>
+          <w:tcPr>
+            <w:tcW w:w="1928" w:type="dxa"/>
+            <w:tcBorders>
+              <w:top w:val="single" w:sz="8" w:space="0" w:color="000000"/>
+              <w:left w:val="nil"/>
+              <w:bottom w:val="single" w:sz="8" w:space="0" w:color="000000"/>
+              <w:right w:val="nil"/>
+            </w:tcBorders>
+            <w:shd w:val="clear" w:color="auto" w:fill="FFFFFF"/>
+          </w:tcPr>
+          <w:p>
+            <w:pPr>
+              <w:rPr>
+                <w:i/>
+                <w:iCs/>
+                <w:lang w:val="en-US"/>
+              </w:rPr>
+            </w:pPr>
+          </w:p>
+        </w:tc>
+        <w:tc>
+          <w:tcPr>
+            <w:tcW w:w="1927" w:type="dxa"/>
+            <w:tcBorders>
+              <w:top w:val="single" w:sz="8" w:space="0" w:color="000000"/>
+              <w:left w:val="nil"/>
+              <w:bottom w:val="single" w:sz="8" w:space="0" w:color="000000"/>
+              <w:right w:val="nil"/>
+            </w:tcBorders>
+            <w:shd w:val="clear" w:color="auto" w:fill="FFFFFF"/>
+          </w:tcPr>
+          <w:p>
+            <w:pPr>
+              <w:rPr>
+                <w:i/>
+                <w:iCs/>
+                <w:lang w:val="en-US"/>
+              </w:rPr>
+            </w:pPr>
+          </w:p>
+        </w:tc>
+        <w:tc>
+          <w:tcPr>
+            <w:tcW w:w="1812" w:type="dxa"/>
+            <w:tcBorders>
+              <w:top w:val="single" w:sz="8" w:space="0" w:color="000000"/>
+              <w:left w:val="nil"/>
+              <w:bottom w:val="single" w:sz="8" w:space="0" w:color="000000"/>
+              <w:right w:val="nil"/>
+            </w:tcBorders>
+            <w:shd w:val="clear" w:color="auto" w:fill="FFFFFF"/>
+          </w:tcPr>
+          <w:p>
+            <w:pPr>
+              <w:rPr>
+                <w:i/>
+                <w:iCs/>
+                <w:lang w:val="en-US"/>
+              </w:rPr>
+            </w:pPr>
+            <w:proofErr w:type="spellStart"/>
+            <w:r>
+              <w:rPr>
+                <w:i/>
+                <w:iCs/>
+                <w:lang w:val="en-US"/>
+              </w:rPr>
+              <w:t>Myrtaceae</w:t>
+            </w:r>
+            <w:proofErr w:type="spellEnd"/>
+          </w:p>
+        </w:tc>
+        <w:tc>
+          <w:tcPr>
+            <w:tcW w:w="2049" w:type="dxa"/>
+            <w:tcBorders>
+              <w:top w:val="single" w:sz="8" w:space="0" w:color="000000"/>
+              <w:left w:val="nil"/>
+              <w:bottom w:val="single" w:sz="8" w:space="0" w:color="000000"/>
+              <w:right w:val="nil"/>
+            </w:tcBorders>
+            <w:shd w:val="clear" w:color="auto" w:fill="FFFFFF"/>
+            <w:tcMar>
+              <w:top w:w="60" w:type="dxa"/>
+              <w:left w:w="120" w:type="dxa"/>
+              <w:bottom w:w="60" w:type="dxa"/>
+              <w:right w:w="120" w:type="dxa"/>
+            </w:tcMar>
+            <w:vAlign w:val="center"/>
+            <w:hideMark/>
+          </w:tcPr>
+          <w:p>
+            <w:pPr>
+              <w:rPr>
+                <w:lang w:val="en-US"/>
+              </w:rPr>
+            </w:pPr>
+            <w:proofErr w:type="spellStart"/>
+            <w:r>
+              <w:rPr>
+                <w:i/>
+                <w:iCs/>
+                <w:lang w:val="en-US"/>
+              </w:rPr>
+              <w:t>Myrcia</w:t>
+            </w:r>
+            <w:proofErr w:type="spellEnd"/>
+            <w:r>
+              <w:rPr>
+                <w:i/>
+                <w:iCs/>
+                <w:lang w:val="en-US"/>
+              </w:rPr>
+              <w:t xml:space="preserve"> </w:t>
+            </w:r>
+            <w:proofErr w:type="spellStart"/>
+            <w:r>
+              <w:rPr>
+                <w:i/>
+                <w:iCs/>
+                <w:lang w:val="en-US"/>
+              </w:rPr>
+              <w:t>sp</w:t>
+            </w:r>
+            <w:proofErr w:type="spellEnd"/>
+            <w:r>
+              <w:rPr>
+                <w:i/>
+                <w:iCs/>
+                <w:lang w:val="en-US"/>
+              </w:rPr>
+              <w:t xml:space="preserve"> </w:t>
+            </w:r>
+            <w:proofErr w:type="spellStart"/>
+            <w:r>
+              <w:rPr>
+                <w:i/>
+                <w:iCs/>
+                <w:lang w:val="en-US"/>
+              </w:rPr>
+              <w:t>nov</w:t>
+            </w:r>
+            <w:proofErr w:type="spellEnd"/>
+          </w:p>
+        </w:tc>
+        <w:tc>
+          <w:tcPr>
+            <w:tcW w:w="910" w:type="dxa"/>
+            <w:tcBorders>
+              <w:top w:val="single" w:sz="8" w:space="0" w:color="000000"/>
+              <w:left w:val="nil"/>
+              <w:bottom w:val="single" w:sz="8" w:space="0" w:color="000000"/>
+              <w:right w:val="nil"/>
+            </w:tcBorders>
+            <w:shd w:val="clear" w:color="auto" w:fill="FFFFFF"/>
+            <w:tcMar>
+              <w:top w:w="60" w:type="dxa"/>
+              <w:left w:w="120" w:type="dxa"/>
+              <w:bottom w:w="60" w:type="dxa"/>
+              <w:right w:w="120" w:type="dxa"/>
+            </w:tcMar>
+            <w:vAlign w:val="center"/>
+            <w:hideMark/>
+          </w:tcPr>
+          <w:p>
+            <w:pPr>
+              <w:rPr>
+                <w:lang w:val="en-US"/>
+              </w:rPr>
+            </w:pPr>
+            <w:r>
+              <w:rPr>
+                <w:lang w:val="en-US"/>
+              </w:rPr>
+              <w:t>0.717</w:t>
+            </w:r>
+          </w:p>
+        </w:tc>
+        <w:tc>
+          <w:tcPr>
+            <w:tcW w:w="1172" w:type="dxa"/>
+            <w:tcBorders>
+              <w:top w:val="single" w:sz="8" w:space="0" w:color="000000"/>
+              <w:left w:val="nil"/>
+              <w:bottom w:val="single" w:sz="8" w:space="0" w:color="000000"/>
+              <w:right w:val="nil"/>
+            </w:tcBorders>
+            <w:shd w:val="clear" w:color="auto" w:fill="FFFFFF"/>
+            <w:tcMar>
+              <w:top w:w="60" w:type="dxa"/>
+              <w:left w:w="120" w:type="dxa"/>
+              <w:bottom w:w="60" w:type="dxa"/>
+              <w:right w:w="120" w:type="dxa"/>
+            </w:tcMar>
+            <w:vAlign w:val="center"/>
+            <w:hideMark/>
+          </w:tcPr>
+          <w:p>
+            <w:pPr>
+              <w:rPr>
+                <w:highlight w:val="yellow"/>
+                <w:lang w:val="en-US"/>
+              </w:rPr>
+            </w:pPr>
+            <w:r>
+              <w:rPr>
+                <w:highlight w:val="yellow"/>
+                <w:lang w:val="en-US"/>
+              </w:rPr>
+              <w:t>10</w:t>
+            </w:r>
+          </w:p>
+        </w:tc>
+        <w:tc>
+          <w:tcPr>
+            <w:tcW w:w="1172" w:type="dxa"/>
+            <w:tcBorders>
+              <w:top w:val="single" w:sz="8" w:space="0" w:color="000000"/>
+              <w:left w:val="nil"/>
+              <w:bottom w:val="single" w:sz="8" w:space="0" w:color="000000"/>
+              <w:right w:val="nil"/>
+            </w:tcBorders>
+            <w:shd w:val="clear" w:color="auto" w:fill="FFFFFF"/>
+            <w:tcMar>
+              <w:top w:w="60" w:type="dxa"/>
+              <w:left w:w="120" w:type="dxa"/>
+              <w:bottom w:w="60" w:type="dxa"/>
+              <w:right w:w="120" w:type="dxa"/>
+            </w:tcMar>
+            <w:vAlign w:val="center"/>
+            <w:hideMark/>
+          </w:tcPr>
+          <w:p>
+            <w:pPr>
+              <w:rPr>
+                <w:highlight w:val="yellow"/>
+                <w:lang w:val="en-US"/>
+              </w:rPr>
+            </w:pPr>
+            <w:r>
+              <w:rPr>
+                <w:highlight w:val="yellow"/>
+                <w:lang w:val="en-US"/>
+              </w:rPr>
+              <w:t>13</w:t>
+            </w:r>
+          </w:p>
+        </w:tc>
+        <w:tc>
+          <w:tcPr>
+            <w:tcW w:w="925" w:type="dxa"/>
+            <w:tcBorders>
+              <w:top w:val="single" w:sz="8" w:space="0" w:color="000000"/>
+              <w:left w:val="nil"/>
+              <w:bottom w:val="single" w:sz="8" w:space="0" w:color="000000"/>
+              <w:right w:val="nil"/>
+            </w:tcBorders>
+            <w:shd w:val="clear" w:color="auto" w:fill="FFFFFF"/>
+          </w:tcPr>
+          <w:p>
+            <w:pPr>
+              <w:rPr>
+                <w:lang w:val="en-US"/>
+              </w:rPr>
+            </w:pPr>
+          </w:p>
+        </w:tc>
+      </w:tr>
+      <w:tr>
+        <w:tc>
+          <w:tcPr>
+            <w:tcW w:w="1111" w:type="dxa"/>
+            <w:vMerge w:val="restart"/>
+            <w:tcBorders>
+              <w:top w:val="single" w:sz="8" w:space="0" w:color="000000"/>
+              <w:left w:val="nil"/>
+              <w:bottom w:val="single" w:sz="18" w:space="0" w:color="000000"/>
+              <w:right w:val="nil"/>
+            </w:tcBorders>
+            <w:shd w:val="clear" w:color="auto" w:fill="FFFFFF"/>
+            <w:tcMar>
+              <w:top w:w="60" w:type="dxa"/>
+              <w:left w:w="120" w:type="dxa"/>
+              <w:bottom w:w="60" w:type="dxa"/>
+              <w:right w:w="120" w:type="dxa"/>
+            </w:tcMar>
+            <w:hideMark/>
+          </w:tcPr>
+          <w:p>
+            <w:pPr>
+              <w:rPr>
+                <w:lang w:val="en-US"/>
+              </w:rPr>
+            </w:pPr>
+            <w:r>
+              <w:rPr>
+                <w:lang w:val="en-US"/>
+              </w:rPr>
+              <w:t>3000</w:t>
+            </w:r>
+          </w:p>
+        </w:tc>
+        <w:tc>
+          <w:tcPr>
+            <w:tcW w:w="1928" w:type="dxa"/>
+            <w:tcBorders>
+              <w:top w:val="single" w:sz="8" w:space="0" w:color="000000"/>
+              <w:left w:val="nil"/>
+              <w:bottom w:val="single" w:sz="8" w:space="0" w:color="000000"/>
+              <w:right w:val="nil"/>
+            </w:tcBorders>
+            <w:shd w:val="clear" w:color="auto" w:fill="FFFFFF"/>
+          </w:tcPr>
+          <w:p>
+            <w:pPr>
+              <w:rPr>
+                <w:i/>
+                <w:iCs/>
+                <w:lang w:val="en-US"/>
+              </w:rPr>
+            </w:pPr>
+            <w:r>
+              <w:rPr>
+                <w:i/>
+                <w:iCs/>
+                <w:lang w:val="en-US"/>
+              </w:rPr>
+              <w:t>4°7’ S, 79° 11’ W</w:t>
+            </w:r>
+          </w:p>
+        </w:tc>
+        <w:tc>
+          <w:tcPr>
+            <w:tcW w:w="1927" w:type="dxa"/>
+            <w:tcBorders>
+              <w:top w:val="single" w:sz="8" w:space="0" w:color="000000"/>
+              <w:left w:val="nil"/>
+              <w:bottom w:val="single" w:sz="8" w:space="0" w:color="000000"/>
+              <w:right w:val="nil"/>
+            </w:tcBorders>
+            <w:shd w:val="clear" w:color="auto" w:fill="FFFFFF"/>
+          </w:tcPr>
+          <w:p>
+            <w:pPr>
+              <w:rPr>
+                <w:i/>
+                <w:iCs/>
+                <w:lang w:val="en-US"/>
+              </w:rPr>
+            </w:pPr>
+            <w:r>
+              <w:rPr>
+                <w:i/>
+                <w:iCs/>
+                <w:lang w:val="en-US"/>
+              </w:rPr>
+              <w:t>Evergreen upper montane forest</w:t>
+            </w:r>
+          </w:p>
+        </w:tc>
+        <w:tc>
+          <w:tcPr>
+            <w:tcW w:w="1812" w:type="dxa"/>
+            <w:tcBorders>
+              <w:top w:val="single" w:sz="8" w:space="0" w:color="000000"/>
+              <w:left w:val="nil"/>
+              <w:bottom w:val="single" w:sz="8" w:space="0" w:color="000000"/>
+              <w:right w:val="nil"/>
+            </w:tcBorders>
+            <w:shd w:val="clear" w:color="auto" w:fill="FFFFFF"/>
+          </w:tcPr>
+          <w:p>
+            <w:pPr>
+              <w:rPr>
+                <w:i/>
+                <w:iCs/>
+                <w:lang w:val="en-US"/>
+              </w:rPr>
+            </w:pPr>
+            <w:proofErr w:type="spellStart"/>
+            <w:r>
+              <w:rPr>
+                <w:i/>
+                <w:iCs/>
+                <w:lang w:val="en-US"/>
+              </w:rPr>
+              <w:t>Chloranthaceae</w:t>
+            </w:r>
+            <w:proofErr w:type="spellEnd"/>
+          </w:p>
+        </w:tc>
+        <w:tc>
+          <w:tcPr>
+            <w:tcW w:w="2049" w:type="dxa"/>
+            <w:tcBorders>
+              <w:top w:val="single" w:sz="8" w:space="0" w:color="000000"/>
+              <w:left w:val="nil"/>
+              <w:bottom w:val="single" w:sz="8" w:space="0" w:color="000000"/>
+              <w:right w:val="nil"/>
+            </w:tcBorders>
+            <w:shd w:val="clear" w:color="auto" w:fill="FFFFFF"/>
+            <w:tcMar>
+              <w:top w:w="60" w:type="dxa"/>
+              <w:left w:w="120" w:type="dxa"/>
+              <w:bottom w:w="60" w:type="dxa"/>
+              <w:right w:w="120" w:type="dxa"/>
+            </w:tcMar>
+            <w:hideMark/>
+          </w:tcPr>
+          <w:p>
+            <w:pPr>
+              <w:rPr>
+                <w:lang w:val="en-US"/>
+              </w:rPr>
+            </w:pPr>
+            <w:proofErr w:type="spellStart"/>
+            <w:r>
+              <w:rPr>
+                <w:i/>
+                <w:iCs/>
+                <w:lang w:val="en-US"/>
+              </w:rPr>
+              <w:t>Hedyosmun</w:t>
+            </w:r>
+            <w:proofErr w:type="spellEnd"/>
+            <w:r>
+              <w:rPr>
+                <w:i/>
+                <w:iCs/>
+                <w:lang w:val="en-US"/>
+              </w:rPr>
+              <w:t xml:space="preserve"> </w:t>
+            </w:r>
+            <w:proofErr w:type="spellStart"/>
+            <w:r>
+              <w:rPr>
+                <w:i/>
+                <w:iCs/>
+                <w:lang w:val="en-US"/>
+              </w:rPr>
+              <w:t>purpurascens</w:t>
+            </w:r>
+            <w:proofErr w:type="spellEnd"/>
+            <w:r>
+              <w:rPr>
+                <w:i/>
+                <w:iCs/>
+                <w:lang w:val="en-US"/>
+              </w:rPr>
+              <w:t xml:space="preserve"> </w:t>
+            </w:r>
+            <w:proofErr w:type="spellStart"/>
+            <w:r>
+              <w:rPr>
+                <w:iCs/>
+                <w:lang w:val="en-US"/>
+              </w:rPr>
+              <w:t>Todzia</w:t>
+            </w:r>
+            <w:proofErr w:type="spellEnd"/>
+          </w:p>
+        </w:tc>
+        <w:tc>
+          <w:tcPr>
+            <w:tcW w:w="910" w:type="dxa"/>
+            <w:tcBorders>
+              <w:top w:val="single" w:sz="8" w:space="0" w:color="000000"/>
+              <w:left w:val="nil"/>
+              <w:bottom w:val="single" w:sz="8" w:space="0" w:color="000000"/>
+              <w:right w:val="nil"/>
+            </w:tcBorders>
+            <w:shd w:val="clear" w:color="auto" w:fill="FFFFFF"/>
+            <w:tcMar>
+              <w:top w:w="60" w:type="dxa"/>
+              <w:left w:w="120" w:type="dxa"/>
+              <w:bottom w:w="60" w:type="dxa"/>
+              <w:right w:w="120" w:type="dxa"/>
+            </w:tcMar>
+            <w:vAlign w:val="center"/>
+            <w:hideMark/>
+          </w:tcPr>
+          <w:p>
+            <w:pPr>
+              <w:rPr>
+                <w:lang w:val="en-US"/>
+              </w:rPr>
+            </w:pPr>
+            <w:r>
+              <w:rPr>
+                <w:lang w:val="en-US"/>
+              </w:rPr>
+              <w:t>0.489</w:t>
+            </w:r>
+          </w:p>
+        </w:tc>
+        <w:tc>
+          <w:tcPr>
+            <w:tcW w:w="1172" w:type="dxa"/>
+            <w:tcBorders>
+              <w:top w:val="single" w:sz="8" w:space="0" w:color="000000"/>
+              <w:left w:val="nil"/>
+              <w:bottom w:val="single" w:sz="8" w:space="0" w:color="000000"/>
+              <w:right w:val="nil"/>
+            </w:tcBorders>
+            <w:shd w:val="clear" w:color="auto" w:fill="FFFFFF"/>
+            <w:tcMar>
+              <w:top w:w="60" w:type="dxa"/>
+              <w:left w:w="120" w:type="dxa"/>
+              <w:bottom w:w="60" w:type="dxa"/>
+              <w:right w:w="120" w:type="dxa"/>
+            </w:tcMar>
+            <w:vAlign w:val="center"/>
+            <w:hideMark/>
+          </w:tcPr>
+          <w:p>
+            <w:pPr>
+              <w:rPr>
+                <w:highlight w:val="yellow"/>
+                <w:lang w:val="en-US"/>
+              </w:rPr>
+            </w:pPr>
+            <w:r>
+              <w:rPr>
+                <w:highlight w:val="yellow"/>
+                <w:lang w:val="en-US"/>
+              </w:rPr>
+              <w:t>7</w:t>
+            </w:r>
+          </w:p>
+        </w:tc>
+        <w:tc>
+          <w:tcPr>
+            <w:tcW w:w="1172" w:type="dxa"/>
+            <w:tcBorders>
+              <w:top w:val="single" w:sz="8" w:space="0" w:color="000000"/>
+              <w:left w:val="nil"/>
+              <w:bottom w:val="single" w:sz="8" w:space="0" w:color="000000"/>
+              <w:right w:val="nil"/>
+            </w:tcBorders>
+            <w:shd w:val="clear" w:color="auto" w:fill="FFFFFF"/>
+            <w:tcMar>
+              <w:top w:w="60" w:type="dxa"/>
+              <w:left w:w="120" w:type="dxa"/>
+              <w:bottom w:w="60" w:type="dxa"/>
+              <w:right w:w="120" w:type="dxa"/>
+            </w:tcMar>
+            <w:vAlign w:val="center"/>
+            <w:hideMark/>
+          </w:tcPr>
+          <w:p>
+            <w:pPr>
+              <w:rPr>
+                <w:highlight w:val="yellow"/>
+                <w:lang w:val="en-US"/>
+              </w:rPr>
+            </w:pPr>
+            <w:r>
+              <w:rPr>
+                <w:lang w:val="en-US"/>
+              </w:rPr>
+              <w:t>226.917391304348</w:t>
+            </w:r>
+          </w:p>
+        </w:tc>
+        <w:tc>
+          <w:tcPr>
+            <w:tcW w:w="925" w:type="dxa"/>
+            <w:tcBorders>
+              <w:top w:val="single" w:sz="8" w:space="0" w:color="000000"/>
+              <w:left w:val="nil"/>
+              <w:bottom w:val="single" w:sz="8" w:space="0" w:color="000000"/>
+              <w:right w:val="nil"/>
+            </w:tcBorders>
+            <w:shd w:val="clear" w:color="auto" w:fill="FFFFFF"/>
+          </w:tcPr>
+          <w:p>
+            <w:pPr>
+              <w:rPr>
+                <w:lang w:val="en-US"/>
+              </w:rPr>
+            </w:pPr>
+          </w:p>
+        </w:tc>
+      </w:tr>
+      <w:tr>
+        <w:tc>
+          <w:tcPr>
+            <w:tcW w:w="1111" w:type="dxa"/>
+            <w:vMerge/>
+            <w:tcBorders>
+              <w:top w:val="single" w:sz="8" w:space="0" w:color="000000"/>
+              <w:left w:val="nil"/>
+              <w:bottom w:val="single" w:sz="18" w:space="0" w:color="000000"/>
+              <w:right w:val="nil"/>
+            </w:tcBorders>
+            <w:vAlign w:val="center"/>
+            <w:hideMark/>
+          </w:tcPr>
+          <w:p>
+            <w:pPr>
+              <w:rPr>
+                <w:lang w:val="en-US"/>
+              </w:rPr>
+            </w:pPr>
+          </w:p>
+        </w:tc>
+        <w:tc>
+          <w:tcPr>
+            <w:tcW w:w="1928" w:type="dxa"/>
+            <w:tcBorders>
+              <w:top w:val="single" w:sz="8" w:space="0" w:color="000000"/>
+              <w:left w:val="nil"/>
+              <w:bottom w:val="single" w:sz="18" w:space="0" w:color="000000"/>
+              <w:right w:val="nil"/>
+            </w:tcBorders>
+            <w:shd w:val="clear" w:color="auto" w:fill="FFFFFF"/>
+          </w:tcPr>
+          <w:p>
+            <w:pPr>
+              <w:rPr>
+                <w:i/>
+                <w:iCs/>
+                <w:lang w:val="en-US"/>
+              </w:rPr>
+            </w:pPr>
+          </w:p>
+        </w:tc>
+        <w:tc>
+          <w:tcPr>
+            <w:tcW w:w="1927" w:type="dxa"/>
+            <w:tcBorders>
+              <w:top w:val="single" w:sz="8" w:space="0" w:color="000000"/>
+              <w:left w:val="nil"/>
+              <w:bottom w:val="single" w:sz="18" w:space="0" w:color="000000"/>
+              <w:right w:val="nil"/>
+            </w:tcBorders>
+            <w:shd w:val="clear" w:color="auto" w:fill="FFFFFF"/>
+          </w:tcPr>
+          <w:p>
+            <w:pPr>
+              <w:rPr>
+                <w:i/>
+                <w:iCs/>
+                <w:lang w:val="en-US"/>
+              </w:rPr>
+            </w:pPr>
+          </w:p>
+        </w:tc>
+        <w:tc>
+          <w:tcPr>
+            <w:tcW w:w="1812" w:type="dxa"/>
+            <w:tcBorders>
+              <w:top w:val="single" w:sz="8" w:space="0" w:color="000000"/>
+              <w:left w:val="nil"/>
+              <w:bottom w:val="single" w:sz="18" w:space="0" w:color="000000"/>
+              <w:right w:val="nil"/>
+            </w:tcBorders>
+            <w:shd w:val="clear" w:color="auto" w:fill="FFFFFF"/>
+          </w:tcPr>
+          <w:p>
+            <w:pPr>
+              <w:rPr>
+                <w:i/>
+                <w:iCs/>
+                <w:lang w:val="en-US"/>
+              </w:rPr>
+            </w:pPr>
+            <w:proofErr w:type="spellStart"/>
+            <w:r>
+              <w:rPr>
+                <w:i/>
+                <w:iCs/>
+                <w:lang w:val="en-US"/>
+              </w:rPr>
+              <w:t>Cunoniaceae</w:t>
+            </w:r>
+            <w:proofErr w:type="spellEnd"/>
+          </w:p>
+        </w:tc>
+        <w:tc>
+          <w:tcPr>
+            <w:tcW w:w="2049" w:type="dxa"/>
+            <w:tcBorders>
+              <w:top w:val="single" w:sz="8" w:space="0" w:color="000000"/>
+              <w:left w:val="nil"/>
+              <w:bottom w:val="single" w:sz="18" w:space="0" w:color="000000"/>
+              <w:right w:val="nil"/>
+            </w:tcBorders>
+            <w:shd w:val="clear" w:color="auto" w:fill="FFFFFF"/>
+            <w:tcMar>
+              <w:top w:w="60" w:type="dxa"/>
+              <w:left w:w="120" w:type="dxa"/>
+              <w:bottom w:w="60" w:type="dxa"/>
+              <w:right w:w="120" w:type="dxa"/>
+            </w:tcMar>
+            <w:vAlign w:val="center"/>
+            <w:hideMark/>
+          </w:tcPr>
+          <w:p>
+            <w:pPr>
+              <w:rPr>
+                <w:i/>
+                <w:iCs/>
+                <w:lang w:val="en-US"/>
+              </w:rPr>
+            </w:pPr>
+            <w:proofErr w:type="spellStart"/>
+            <w:r>
+              <w:rPr>
+                <w:i/>
+                <w:iCs/>
+                <w:lang w:val="en-US"/>
+              </w:rPr>
+              <w:t>Weinmania</w:t>
+            </w:r>
+            <w:proofErr w:type="spellEnd"/>
+            <w:r>
+              <w:rPr>
+                <w:i/>
+                <w:iCs/>
+                <w:lang w:val="en-US"/>
+              </w:rPr>
+              <w:t xml:space="preserve"> </w:t>
+            </w:r>
+            <w:proofErr w:type="spellStart"/>
+            <w:r>
+              <w:rPr>
+                <w:i/>
+                <w:iCs/>
+                <w:lang w:val="en-US"/>
+              </w:rPr>
+              <w:t>loxensis</w:t>
+            </w:r>
+            <w:proofErr w:type="spellEnd"/>
+          </w:p>
+          <w:p>
+            <w:pPr>
+              <w:rPr>
+                <w:lang w:val="en-US"/>
+              </w:rPr>
+            </w:pPr>
+            <w:r>
+              <w:rPr>
+                <w:iCs/>
+                <w:lang w:val="en-US"/>
+              </w:rPr>
+              <w:t>Harling</w:t>
+            </w:r>
+          </w:p>
+        </w:tc>
+        <w:tc>
+          <w:tcPr>
+            <w:tcW w:w="910" w:type="dxa"/>
+            <w:tcBorders>
+              <w:top w:val="single" w:sz="8" w:space="0" w:color="000000"/>
+              <w:left w:val="nil"/>
+              <w:bottom w:val="single" w:sz="18" w:space="0" w:color="000000"/>
+              <w:right w:val="nil"/>
+            </w:tcBorders>
+            <w:shd w:val="clear" w:color="auto" w:fill="FFFFFF"/>
+            <w:tcMar>
+              <w:top w:w="60" w:type="dxa"/>
+              <w:left w:w="120" w:type="dxa"/>
+              <w:bottom w:w="60" w:type="dxa"/>
+              <w:right w:w="120" w:type="dxa"/>
+            </w:tcMar>
+            <w:vAlign w:val="center"/>
+            <w:hideMark/>
+          </w:tcPr>
+          <w:p>
+            <w:pPr>
+              <w:rPr>
+                <w:lang w:val="en-US"/>
+              </w:rPr>
+            </w:pPr>
+            <w:r>
+              <w:rPr>
+                <w:lang w:val="en-US"/>
+              </w:rPr>
+              <w:t>0.536</w:t>
+            </w:r>
+          </w:p>
+        </w:tc>
+        <w:tc>
+          <w:tcPr>
+            <w:tcW w:w="1172" w:type="dxa"/>
+            <w:tcBorders>
+              <w:top w:val="single" w:sz="8" w:space="0" w:color="000000"/>
+              <w:left w:val="nil"/>
+              <w:bottom w:val="single" w:sz="18" w:space="0" w:color="000000"/>
+              <w:right w:val="nil"/>
+            </w:tcBorders>
+            <w:shd w:val="clear" w:color="auto" w:fill="FFFFFF"/>
+            <w:tcMar>
+              <w:top w:w="60" w:type="dxa"/>
+              <w:left w:w="120" w:type="dxa"/>
+              <w:bottom w:w="60" w:type="dxa"/>
+              <w:right w:w="120" w:type="dxa"/>
+            </w:tcMar>
+            <w:vAlign w:val="center"/>
+            <w:hideMark/>
+          </w:tcPr>
+          <w:p>
+            <w:pPr>
+              <w:rPr>
+                <w:highlight w:val="yellow"/>
+                <w:lang w:val="en-US"/>
+              </w:rPr>
+            </w:pPr>
+            <w:r>
+              <w:rPr>
+                <w:highlight w:val="yellow"/>
+                <w:lang w:val="en-US"/>
+              </w:rPr>
+              <w:t>7</w:t>
+            </w:r>
+          </w:p>
+        </w:tc>
+        <w:tc>
+          <w:tcPr>
+            <w:tcW w:w="1172" w:type="dxa"/>
+            <w:tcBorders>
+              <w:top w:val="single" w:sz="8" w:space="0" w:color="000000"/>
+              <w:left w:val="nil"/>
+              <w:bottom w:val="single" w:sz="18" w:space="0" w:color="000000"/>
+              <w:right w:val="nil"/>
+            </w:tcBorders>
+            <w:shd w:val="clear" w:color="auto" w:fill="FFFFFF"/>
+            <w:tcMar>
+              <w:top w:w="60" w:type="dxa"/>
+              <w:left w:w="120" w:type="dxa"/>
+              <w:bottom w:w="60" w:type="dxa"/>
+              <w:right w:w="120" w:type="dxa"/>
+            </w:tcMar>
+            <w:vAlign w:val="center"/>
+            <w:hideMark/>
+          </w:tcPr>
+          <w:p>
+            <w:pPr>
+              <w:rPr>
+                <w:highlight w:val="yellow"/>
+                <w:lang w:val="en-US"/>
+              </w:rPr>
+            </w:pPr>
+            <w:r>
+              <w:rPr>
+                <w:lang w:val="en-US"/>
+              </w:rPr>
+              <w:t>139.357446808511</w:t>
+            </w:r>
+          </w:p>
+        </w:tc>
+        <w:tc>
+          <w:tcPr>
+            <w:tcW w:w="925" w:type="dxa"/>
+            <w:tcBorders>
+              <w:top w:val="single" w:sz="8" w:space="0" w:color="000000"/>
+              <w:left w:val="nil"/>
+              <w:bottom w:val="single" w:sz="18" w:space="0" w:color="000000"/>
+              <w:right w:val="nil"/>
+            </w:tcBorders>
+            <w:shd w:val="clear" w:color="auto" w:fill="FFFFFF"/>
+          </w:tcPr>
+          <w:p>
+            <w:pPr>
+              <w:rPr>
+                <w:lang w:val="en-US"/>
+              </w:rPr>
+            </w:pPr>
+          </w:p>
+        </w:tc>
+      </w:tr>
+    </w:tbl>
+    <w:p>
+      <w:pPr>
+        <w:rPr>
+          <w:b/>
+          <w:i/>
+          <w:sz w:val="20"/>
+        </w:rPr>
+      </w:pPr>
+    </w:p>
     <w:p>
       <w:pPr>
         <w:rPr>
@@ -341,9 +2625,11 @@
                 <w:lang w:val="en-US"/>
               </w:rPr>
             </w:pPr>
-            <w:r>
-              <w:t>especie</w:t>
-            </w:r>
+            <w:proofErr w:type="spellStart"/>
+            <w:r>
+              <w:t>specie</w:t>
+            </w:r>
+            <w:proofErr w:type="spellEnd"/>
           </w:p>
         </w:tc>
         <w:tc>
@@ -4984,6 +7270,8 @@
                 <w:sz w:val="16"/>
               </w:rPr>
             </w:pPr>
+            <w:bookmarkStart w:id="0" w:name="_GoBack"/>
+            <w:bookmarkEnd w:id="0"/>
             <w:r>
               <w:rPr>
                 <w:rFonts w:ascii="Arial" w:hAnsi="Arial" w:cs="Arial"/>
@@ -13099,7 +15387,7 @@
                 <w:lang w:val="en-US"/>
               </w:rPr>
             </w:pPr>
-            <w:bookmarkStart w:id="0" w:name="OLE_LINK1"/>
+            <w:bookmarkStart w:id="1" w:name="OLE_LINK1"/>
             <w:r>
               <w:rPr>
                 <w:rFonts w:ascii="Calibri" w:eastAsia="Times New Roman" w:hAnsi="Calibri" w:cs="Calibri"/>
@@ -13371,7 +15659,6 @@
                 <w:color w:val="000000"/>
                 <w:lang w:val="en-US"/>
               </w:rPr>
-              <w:lastRenderedPageBreak/>
               <w:t>iWUE</w:t>
             </w:r>
             <w:proofErr w:type="spellEnd"/>
@@ -16657,7 +18944,7 @@
           </w:p>
         </w:tc>
       </w:tr>
-      <w:bookmarkEnd w:id="0"/>
+      <w:bookmarkEnd w:id="1"/>
     </w:tbl>
     <w:p>
       <w:pPr>
@@ -16735,7 +19022,6 @@
                 <w:lang w:val="en-US"/>
               </w:rPr>
             </w:pPr>
-            <w:proofErr w:type="spellStart"/>
             <w:r>
               <w:rPr>
                 <w:rFonts w:ascii="Calibri" w:eastAsia="Times New Roman" w:hAnsi="Calibri" w:cs="Calibri"/>
@@ -16746,7 +19032,6 @@
               </w:rPr>
               <w:t>Modelo</w:t>
             </w:r>
-            <w:proofErr w:type="spellEnd"/>
           </w:p>
         </w:tc>
         <w:tc>
@@ -16911,7 +19196,6 @@
                 <w:lang w:val="en-US"/>
               </w:rPr>
             </w:pPr>
-            <w:proofErr w:type="spellStart"/>
             <w:r>
               <w:rPr>
                 <w:rFonts w:ascii="Calibri" w:eastAsia="Times New Roman" w:hAnsi="Calibri" w:cs="Calibri"/>
@@ -16922,7 +19206,6 @@
               </w:rPr>
               <w:t>gof</w:t>
             </w:r>
-            <w:proofErr w:type="spellEnd"/>
           </w:p>
         </w:tc>
         <w:tc>
@@ -17525,34 +19808,14 @@
                 <w:lang w:val="en-US"/>
               </w:rPr>
             </w:pPr>
-            <w:proofErr w:type="spellStart"/>
-            <w:r>
-              <w:rPr>
-                <w:rFonts w:ascii="Calibri" w:eastAsia="Times New Roman" w:hAnsi="Calibri" w:cs="Calibri"/>
-                <w:color w:val="000000"/>
-                <w:lang w:val="en-US"/>
-              </w:rPr>
-              <w:t>Nmass</w:t>
-            </w:r>
-            <w:proofErr w:type="spellEnd"/>
-            <w:r>
-              <w:rPr>
-                <w:rFonts w:ascii="Calibri" w:eastAsia="Times New Roman" w:hAnsi="Calibri" w:cs="Calibri"/>
-                <w:color w:val="000000"/>
-                <w:lang w:val="en-US"/>
-              </w:rPr>
-              <w:t xml:space="preserve"> | 1000 | </w:t>
-            </w:r>
-            <w:proofErr w:type="spellStart"/>
-            <w:r>
-              <w:rPr>
-                <w:rFonts w:ascii="Calibri" w:eastAsia="Times New Roman" w:hAnsi="Calibri" w:cs="Calibri"/>
-                <w:color w:val="000000"/>
-                <w:lang w:val="en-US"/>
-              </w:rPr>
-              <w:t>Pouteria</w:t>
-            </w:r>
-            <w:proofErr w:type="spellEnd"/>
+            <w:r>
+              <w:rPr>
+                <w:rFonts w:ascii="Calibri" w:eastAsia="Times New Roman" w:hAnsi="Calibri" w:cs="Calibri"/>
+                <w:color w:val="000000"/>
+                <w:lang w:val="en-US"/>
+              </w:rPr>
+              <w:t>Nmass | 1000 | Pouteria</w:t>
+            </w:r>
           </w:p>
         </w:tc>
         <w:tc>
@@ -17603,8 +19866,6 @@
               </w:rPr>
               <w:t>0.330</w:t>
             </w:r>
-            <w:bookmarkStart w:id="1" w:name="_GoBack"/>
-            <w:bookmarkEnd w:id="1"/>
           </w:p>
         </w:tc>
         <w:tc>
@@ -17802,34 +20063,14 @@
                 <w:lang w:val="en-US"/>
               </w:rPr>
             </w:pPr>
-            <w:proofErr w:type="spellStart"/>
-            <w:r>
-              <w:rPr>
-                <w:rFonts w:ascii="Calibri" w:eastAsia="Times New Roman" w:hAnsi="Calibri" w:cs="Calibri"/>
-                <w:color w:val="000000"/>
-                <w:lang w:val="en-US"/>
-              </w:rPr>
-              <w:t>Nmass</w:t>
-            </w:r>
-            <w:proofErr w:type="spellEnd"/>
-            <w:r>
-              <w:rPr>
-                <w:rFonts w:ascii="Calibri" w:eastAsia="Times New Roman" w:hAnsi="Calibri" w:cs="Calibri"/>
-                <w:color w:val="000000"/>
-                <w:lang w:val="en-US"/>
-              </w:rPr>
-              <w:t xml:space="preserve"> | 1000 | </w:t>
-            </w:r>
-            <w:proofErr w:type="spellStart"/>
-            <w:r>
-              <w:rPr>
-                <w:rFonts w:ascii="Calibri" w:eastAsia="Times New Roman" w:hAnsi="Calibri" w:cs="Calibri"/>
-                <w:color w:val="000000"/>
-                <w:lang w:val="en-US"/>
-              </w:rPr>
-              <w:t>Clarisia</w:t>
-            </w:r>
-            <w:proofErr w:type="spellEnd"/>
+            <w:r>
+              <w:rPr>
+                <w:rFonts w:ascii="Calibri" w:eastAsia="Times New Roman" w:hAnsi="Calibri" w:cs="Calibri"/>
+                <w:color w:val="000000"/>
+                <w:lang w:val="en-US"/>
+              </w:rPr>
+              <w:t>Nmass | 1000 | Clarisia</w:t>
+            </w:r>
           </w:p>
         </w:tc>
         <w:tc>
@@ -18070,34 +20311,14 @@
                 <w:lang w:val="en-US"/>
               </w:rPr>
             </w:pPr>
-            <w:proofErr w:type="spellStart"/>
-            <w:r>
-              <w:rPr>
-                <w:rFonts w:ascii="Calibri" w:eastAsia="Times New Roman" w:hAnsi="Calibri" w:cs="Calibri"/>
-                <w:color w:val="000000"/>
-                <w:lang w:val="en-US"/>
-              </w:rPr>
-              <w:t>Nmass</w:t>
-            </w:r>
-            <w:proofErr w:type="spellEnd"/>
-            <w:r>
-              <w:rPr>
-                <w:rFonts w:ascii="Calibri" w:eastAsia="Times New Roman" w:hAnsi="Calibri" w:cs="Calibri"/>
-                <w:color w:val="000000"/>
-                <w:lang w:val="en-US"/>
-              </w:rPr>
-              <w:t xml:space="preserve"> | 2000 | </w:t>
-            </w:r>
-            <w:proofErr w:type="spellStart"/>
-            <w:r>
-              <w:rPr>
-                <w:rFonts w:ascii="Calibri" w:eastAsia="Times New Roman" w:hAnsi="Calibri" w:cs="Calibri"/>
-                <w:color w:val="000000"/>
-                <w:lang w:val="en-US"/>
-              </w:rPr>
-              <w:t>Alchornea</w:t>
-            </w:r>
-            <w:proofErr w:type="spellEnd"/>
+            <w:r>
+              <w:rPr>
+                <w:rFonts w:ascii="Calibri" w:eastAsia="Times New Roman" w:hAnsi="Calibri" w:cs="Calibri"/>
+                <w:color w:val="000000"/>
+                <w:lang w:val="en-US"/>
+              </w:rPr>
+              <w:t>Nmass | 2000 | Alchornea</w:t>
+            </w:r>
           </w:p>
         </w:tc>
         <w:tc>
@@ -18337,35 +20558,14 @@
                 <w:lang w:val="en-US"/>
               </w:rPr>
             </w:pPr>
-            <w:proofErr w:type="spellStart"/>
-            <w:r>
-              <w:rPr>
-                <w:rFonts w:ascii="Calibri" w:eastAsia="Times New Roman" w:hAnsi="Calibri" w:cs="Calibri"/>
-                <w:color w:val="000000"/>
-                <w:lang w:val="en-US"/>
-              </w:rPr>
-              <w:lastRenderedPageBreak/>
-              <w:t>Nmass</w:t>
-            </w:r>
-            <w:proofErr w:type="spellEnd"/>
-            <w:r>
-              <w:rPr>
-                <w:rFonts w:ascii="Calibri" w:eastAsia="Times New Roman" w:hAnsi="Calibri" w:cs="Calibri"/>
-                <w:color w:val="000000"/>
-                <w:lang w:val="en-US"/>
-              </w:rPr>
-              <w:t xml:space="preserve"> | 2000 | </w:t>
-            </w:r>
-            <w:proofErr w:type="spellStart"/>
-            <w:r>
-              <w:rPr>
-                <w:rFonts w:ascii="Calibri" w:eastAsia="Times New Roman" w:hAnsi="Calibri" w:cs="Calibri"/>
-                <w:color w:val="000000"/>
-                <w:lang w:val="en-US"/>
-              </w:rPr>
-              <w:t>Myrcia</w:t>
-            </w:r>
-            <w:proofErr w:type="spellEnd"/>
+            <w:r>
+              <w:rPr>
+                <w:rFonts w:ascii="Calibri" w:eastAsia="Times New Roman" w:hAnsi="Calibri" w:cs="Calibri"/>
+                <w:color w:val="000000"/>
+                <w:lang w:val="en-US"/>
+              </w:rPr>
+              <w:t>Nmass | 2000 | Myrcia</w:t>
+            </w:r>
           </w:p>
         </w:tc>
         <w:tc>
@@ -18614,34 +20814,15 @@
                 <w:lang w:val="en-US"/>
               </w:rPr>
             </w:pPr>
-            <w:proofErr w:type="spellStart"/>
-            <w:r>
-              <w:rPr>
-                <w:rFonts w:ascii="Calibri" w:eastAsia="Times New Roman" w:hAnsi="Calibri" w:cs="Calibri"/>
-                <w:color w:val="000000"/>
-                <w:lang w:val="en-US"/>
-              </w:rPr>
-              <w:t>Nmass</w:t>
-            </w:r>
-            <w:proofErr w:type="spellEnd"/>
-            <w:r>
-              <w:rPr>
-                <w:rFonts w:ascii="Calibri" w:eastAsia="Times New Roman" w:hAnsi="Calibri" w:cs="Calibri"/>
-                <w:color w:val="000000"/>
-                <w:lang w:val="en-US"/>
-              </w:rPr>
-              <w:t xml:space="preserve"> | 3000 | </w:t>
-            </w:r>
-            <w:proofErr w:type="spellStart"/>
-            <w:r>
-              <w:rPr>
-                <w:rFonts w:ascii="Calibri" w:eastAsia="Times New Roman" w:hAnsi="Calibri" w:cs="Calibri"/>
-                <w:color w:val="000000"/>
-                <w:lang w:val="en-US"/>
-              </w:rPr>
-              <w:t>Hedyosmum</w:t>
-            </w:r>
-            <w:proofErr w:type="spellEnd"/>
+            <w:r>
+              <w:rPr>
+                <w:rFonts w:ascii="Calibri" w:eastAsia="Times New Roman" w:hAnsi="Calibri" w:cs="Calibri"/>
+                <w:color w:val="000000"/>
+                <w:lang w:val="en-US"/>
+              </w:rPr>
+              <w:lastRenderedPageBreak/>
+              <w:t>Nmass | 3000 | Hedyosmum</w:t>
+            </w:r>
           </w:p>
         </w:tc>
         <w:tc>
@@ -18889,34 +21070,14 @@
                 <w:lang w:val="en-US"/>
               </w:rPr>
             </w:pPr>
-            <w:proofErr w:type="spellStart"/>
-            <w:r>
-              <w:rPr>
-                <w:rFonts w:ascii="Calibri" w:eastAsia="Times New Roman" w:hAnsi="Calibri" w:cs="Calibri"/>
-                <w:color w:val="000000"/>
-                <w:lang w:val="en-US"/>
-              </w:rPr>
-              <w:t>Nmass</w:t>
-            </w:r>
-            <w:proofErr w:type="spellEnd"/>
-            <w:r>
-              <w:rPr>
-                <w:rFonts w:ascii="Calibri" w:eastAsia="Times New Roman" w:hAnsi="Calibri" w:cs="Calibri"/>
-                <w:color w:val="000000"/>
-                <w:lang w:val="en-US"/>
-              </w:rPr>
-              <w:t xml:space="preserve"> | 3000 | </w:t>
-            </w:r>
-            <w:proofErr w:type="spellStart"/>
-            <w:r>
-              <w:rPr>
-                <w:rFonts w:ascii="Calibri" w:eastAsia="Times New Roman" w:hAnsi="Calibri" w:cs="Calibri"/>
-                <w:color w:val="000000"/>
-                <w:lang w:val="en-US"/>
-              </w:rPr>
-              <w:t>Weinmannia</w:t>
-            </w:r>
-            <w:proofErr w:type="spellEnd"/>
+            <w:r>
+              <w:rPr>
+                <w:rFonts w:ascii="Calibri" w:eastAsia="Times New Roman" w:hAnsi="Calibri" w:cs="Calibri"/>
+                <w:color w:val="000000"/>
+                <w:lang w:val="en-US"/>
+              </w:rPr>
+              <w:t>Nmass | 3000 | Weinmannia</w:t>
+            </w:r>
           </w:p>
         </w:tc>
         <w:tc>
@@ -19157,34 +21318,14 @@
                 <w:lang w:val="en-US"/>
               </w:rPr>
             </w:pPr>
-            <w:proofErr w:type="spellStart"/>
-            <w:r>
-              <w:rPr>
-                <w:rFonts w:ascii="Calibri" w:eastAsia="Times New Roman" w:hAnsi="Calibri" w:cs="Calibri"/>
-                <w:color w:val="000000"/>
-                <w:lang w:val="en-US"/>
-              </w:rPr>
-              <w:t>logNmass</w:t>
-            </w:r>
-            <w:proofErr w:type="spellEnd"/>
-            <w:r>
-              <w:rPr>
-                <w:rFonts w:ascii="Calibri" w:eastAsia="Times New Roman" w:hAnsi="Calibri" w:cs="Calibri"/>
-                <w:color w:val="000000"/>
-                <w:lang w:val="en-US"/>
-              </w:rPr>
-              <w:t xml:space="preserve"> | 1000 | </w:t>
-            </w:r>
-            <w:proofErr w:type="spellStart"/>
-            <w:r>
-              <w:rPr>
-                <w:rFonts w:ascii="Calibri" w:eastAsia="Times New Roman" w:hAnsi="Calibri" w:cs="Calibri"/>
-                <w:color w:val="000000"/>
-                <w:lang w:val="en-US"/>
-              </w:rPr>
-              <w:t>Pouteria</w:t>
-            </w:r>
-            <w:proofErr w:type="spellEnd"/>
+            <w:r>
+              <w:rPr>
+                <w:rFonts w:ascii="Calibri" w:eastAsia="Times New Roman" w:hAnsi="Calibri" w:cs="Calibri"/>
+                <w:color w:val="000000"/>
+                <w:lang w:val="en-US"/>
+              </w:rPr>
+              <w:t>logNmass | 1000 | Pouteria</w:t>
+            </w:r>
           </w:p>
         </w:tc>
         <w:tc>
@@ -19432,34 +21573,14 @@
                 <w:lang w:val="en-US"/>
               </w:rPr>
             </w:pPr>
-            <w:proofErr w:type="spellStart"/>
-            <w:r>
-              <w:rPr>
-                <w:rFonts w:ascii="Calibri" w:eastAsia="Times New Roman" w:hAnsi="Calibri" w:cs="Calibri"/>
-                <w:color w:val="000000"/>
-                <w:lang w:val="en-US"/>
-              </w:rPr>
-              <w:t>logNmass</w:t>
-            </w:r>
-            <w:proofErr w:type="spellEnd"/>
-            <w:r>
-              <w:rPr>
-                <w:rFonts w:ascii="Calibri" w:eastAsia="Times New Roman" w:hAnsi="Calibri" w:cs="Calibri"/>
-                <w:color w:val="000000"/>
-                <w:lang w:val="en-US"/>
-              </w:rPr>
-              <w:t xml:space="preserve"> | 1000 | </w:t>
-            </w:r>
-            <w:proofErr w:type="spellStart"/>
-            <w:r>
-              <w:rPr>
-                <w:rFonts w:ascii="Calibri" w:eastAsia="Times New Roman" w:hAnsi="Calibri" w:cs="Calibri"/>
-                <w:color w:val="000000"/>
-                <w:lang w:val="en-US"/>
-              </w:rPr>
-              <w:t>Clarisia</w:t>
-            </w:r>
-            <w:proofErr w:type="spellEnd"/>
+            <w:r>
+              <w:rPr>
+                <w:rFonts w:ascii="Calibri" w:eastAsia="Times New Roman" w:hAnsi="Calibri" w:cs="Calibri"/>
+                <w:color w:val="000000"/>
+                <w:lang w:val="en-US"/>
+              </w:rPr>
+              <w:t>logNmass | 1000 | Clarisia</w:t>
+            </w:r>
           </w:p>
         </w:tc>
         <w:tc>
@@ -19700,34 +21821,14 @@
                 <w:lang w:val="en-US"/>
               </w:rPr>
             </w:pPr>
-            <w:proofErr w:type="spellStart"/>
-            <w:r>
-              <w:rPr>
-                <w:rFonts w:ascii="Calibri" w:eastAsia="Times New Roman" w:hAnsi="Calibri" w:cs="Calibri"/>
-                <w:color w:val="000000"/>
-                <w:lang w:val="en-US"/>
-              </w:rPr>
-              <w:t>logNmass</w:t>
-            </w:r>
-            <w:proofErr w:type="spellEnd"/>
-            <w:r>
-              <w:rPr>
-                <w:rFonts w:ascii="Calibri" w:eastAsia="Times New Roman" w:hAnsi="Calibri" w:cs="Calibri"/>
-                <w:color w:val="000000"/>
-                <w:lang w:val="en-US"/>
-              </w:rPr>
-              <w:t xml:space="preserve"> | 2000 | </w:t>
-            </w:r>
-            <w:proofErr w:type="spellStart"/>
-            <w:r>
-              <w:rPr>
-                <w:rFonts w:ascii="Calibri" w:eastAsia="Times New Roman" w:hAnsi="Calibri" w:cs="Calibri"/>
-                <w:color w:val="000000"/>
-                <w:lang w:val="en-US"/>
-              </w:rPr>
-              <w:t>Alchornea</w:t>
-            </w:r>
-            <w:proofErr w:type="spellEnd"/>
+            <w:r>
+              <w:rPr>
+                <w:rFonts w:ascii="Calibri" w:eastAsia="Times New Roman" w:hAnsi="Calibri" w:cs="Calibri"/>
+                <w:color w:val="000000"/>
+                <w:lang w:val="en-US"/>
+              </w:rPr>
+              <w:t>logNmass | 2000 | Alchornea</w:t>
+            </w:r>
           </w:p>
         </w:tc>
         <w:tc>
@@ -19967,34 +22068,14 @@
                 <w:lang w:val="en-US"/>
               </w:rPr>
             </w:pPr>
-            <w:proofErr w:type="spellStart"/>
-            <w:r>
-              <w:rPr>
-                <w:rFonts w:ascii="Calibri" w:eastAsia="Times New Roman" w:hAnsi="Calibri" w:cs="Calibri"/>
-                <w:color w:val="000000"/>
-                <w:lang w:val="en-US"/>
-              </w:rPr>
-              <w:t>logNmass</w:t>
-            </w:r>
-            <w:proofErr w:type="spellEnd"/>
-            <w:r>
-              <w:rPr>
-                <w:rFonts w:ascii="Calibri" w:eastAsia="Times New Roman" w:hAnsi="Calibri" w:cs="Calibri"/>
-                <w:color w:val="000000"/>
-                <w:lang w:val="en-US"/>
-              </w:rPr>
-              <w:t xml:space="preserve"> | 2000 | </w:t>
-            </w:r>
-            <w:proofErr w:type="spellStart"/>
-            <w:r>
-              <w:rPr>
-                <w:rFonts w:ascii="Calibri" w:eastAsia="Times New Roman" w:hAnsi="Calibri" w:cs="Calibri"/>
-                <w:color w:val="000000"/>
-                <w:lang w:val="en-US"/>
-              </w:rPr>
-              <w:t>Myrcia</w:t>
-            </w:r>
-            <w:proofErr w:type="spellEnd"/>
+            <w:r>
+              <w:rPr>
+                <w:rFonts w:ascii="Calibri" w:eastAsia="Times New Roman" w:hAnsi="Calibri" w:cs="Calibri"/>
+                <w:color w:val="000000"/>
+                <w:lang w:val="en-US"/>
+              </w:rPr>
+              <w:t>logNmass | 2000 | Myrcia</w:t>
+            </w:r>
           </w:p>
         </w:tc>
         <w:tc>
@@ -20243,34 +22324,14 @@
                 <w:lang w:val="en-US"/>
               </w:rPr>
             </w:pPr>
-            <w:proofErr w:type="spellStart"/>
-            <w:r>
-              <w:rPr>
-                <w:rFonts w:ascii="Calibri" w:eastAsia="Times New Roman" w:hAnsi="Calibri" w:cs="Calibri"/>
-                <w:color w:val="000000"/>
-                <w:lang w:val="en-US"/>
-              </w:rPr>
-              <w:t>logNmass</w:t>
-            </w:r>
-            <w:proofErr w:type="spellEnd"/>
-            <w:r>
-              <w:rPr>
-                <w:rFonts w:ascii="Calibri" w:eastAsia="Times New Roman" w:hAnsi="Calibri" w:cs="Calibri"/>
-                <w:color w:val="000000"/>
-                <w:lang w:val="en-US"/>
-              </w:rPr>
-              <w:t xml:space="preserve"> | 3000 | </w:t>
-            </w:r>
-            <w:proofErr w:type="spellStart"/>
-            <w:r>
-              <w:rPr>
-                <w:rFonts w:ascii="Calibri" w:eastAsia="Times New Roman" w:hAnsi="Calibri" w:cs="Calibri"/>
-                <w:color w:val="000000"/>
-                <w:lang w:val="en-US"/>
-              </w:rPr>
-              <w:t>Hedyosmum</w:t>
-            </w:r>
-            <w:proofErr w:type="spellEnd"/>
+            <w:r>
+              <w:rPr>
+                <w:rFonts w:ascii="Calibri" w:eastAsia="Times New Roman" w:hAnsi="Calibri" w:cs="Calibri"/>
+                <w:color w:val="000000"/>
+                <w:lang w:val="en-US"/>
+              </w:rPr>
+              <w:t>logNmass | 3000 | Hedyosmum</w:t>
+            </w:r>
           </w:p>
         </w:tc>
         <w:tc>
@@ -20518,34 +22579,14 @@
                 <w:lang w:val="en-US"/>
               </w:rPr>
             </w:pPr>
-            <w:proofErr w:type="spellStart"/>
-            <w:r>
-              <w:rPr>
-                <w:rFonts w:ascii="Calibri" w:eastAsia="Times New Roman" w:hAnsi="Calibri" w:cs="Calibri"/>
-                <w:color w:val="000000"/>
-                <w:lang w:val="en-US"/>
-              </w:rPr>
-              <w:t>logNmass</w:t>
-            </w:r>
-            <w:proofErr w:type="spellEnd"/>
-            <w:r>
-              <w:rPr>
-                <w:rFonts w:ascii="Calibri" w:eastAsia="Times New Roman" w:hAnsi="Calibri" w:cs="Calibri"/>
-                <w:color w:val="000000"/>
-                <w:lang w:val="en-US"/>
-              </w:rPr>
-              <w:t xml:space="preserve"> | 3000 | </w:t>
-            </w:r>
-            <w:proofErr w:type="spellStart"/>
-            <w:r>
-              <w:rPr>
-                <w:rFonts w:ascii="Calibri" w:eastAsia="Times New Roman" w:hAnsi="Calibri" w:cs="Calibri"/>
-                <w:color w:val="000000"/>
-                <w:lang w:val="en-US"/>
-              </w:rPr>
-              <w:t>Weinmannia</w:t>
-            </w:r>
-            <w:proofErr w:type="spellEnd"/>
+            <w:r>
+              <w:rPr>
+                <w:rFonts w:ascii="Calibri" w:eastAsia="Times New Roman" w:hAnsi="Calibri" w:cs="Calibri"/>
+                <w:color w:val="000000"/>
+                <w:lang w:val="en-US"/>
+              </w:rPr>
+              <w:t>logNmass | 3000 | Weinmannia</w:t>
+            </w:r>
           </w:p>
         </w:tc>
         <w:tc>
@@ -20786,34 +22827,14 @@
                 <w:lang w:val="en-US"/>
               </w:rPr>
             </w:pPr>
-            <w:proofErr w:type="spellStart"/>
-            <w:r>
-              <w:rPr>
-                <w:rFonts w:ascii="Calibri" w:eastAsia="Times New Roman" w:hAnsi="Calibri" w:cs="Calibri"/>
-                <w:color w:val="000000"/>
-                <w:lang w:val="en-US"/>
-              </w:rPr>
-              <w:t>Narea</w:t>
-            </w:r>
-            <w:proofErr w:type="spellEnd"/>
-            <w:r>
-              <w:rPr>
-                <w:rFonts w:ascii="Calibri" w:eastAsia="Times New Roman" w:hAnsi="Calibri" w:cs="Calibri"/>
-                <w:color w:val="000000"/>
-                <w:lang w:val="en-US"/>
-              </w:rPr>
-              <w:t xml:space="preserve"> | 1000 | </w:t>
-            </w:r>
-            <w:proofErr w:type="spellStart"/>
-            <w:r>
-              <w:rPr>
-                <w:rFonts w:ascii="Calibri" w:eastAsia="Times New Roman" w:hAnsi="Calibri" w:cs="Calibri"/>
-                <w:color w:val="000000"/>
-                <w:lang w:val="en-US"/>
-              </w:rPr>
-              <w:t>Pouteria</w:t>
-            </w:r>
-            <w:proofErr w:type="spellEnd"/>
+            <w:r>
+              <w:rPr>
+                <w:rFonts w:ascii="Calibri" w:eastAsia="Times New Roman" w:hAnsi="Calibri" w:cs="Calibri"/>
+                <w:color w:val="000000"/>
+                <w:lang w:val="en-US"/>
+              </w:rPr>
+              <w:t>Narea | 1000 | Pouteria</w:t>
+            </w:r>
           </w:p>
         </w:tc>
         <w:tc>
@@ -21053,34 +23074,14 @@
                 <w:lang w:val="en-US"/>
               </w:rPr>
             </w:pPr>
-            <w:proofErr w:type="spellStart"/>
-            <w:r>
-              <w:rPr>
-                <w:rFonts w:ascii="Calibri" w:eastAsia="Times New Roman" w:hAnsi="Calibri" w:cs="Calibri"/>
-                <w:color w:val="000000"/>
-                <w:lang w:val="en-US"/>
-              </w:rPr>
-              <w:t>Narea</w:t>
-            </w:r>
-            <w:proofErr w:type="spellEnd"/>
-            <w:r>
-              <w:rPr>
-                <w:rFonts w:ascii="Calibri" w:eastAsia="Times New Roman" w:hAnsi="Calibri" w:cs="Calibri"/>
-                <w:color w:val="000000"/>
-                <w:lang w:val="en-US"/>
-              </w:rPr>
-              <w:t xml:space="preserve"> | 1000 | </w:t>
-            </w:r>
-            <w:proofErr w:type="spellStart"/>
-            <w:r>
-              <w:rPr>
-                <w:rFonts w:ascii="Calibri" w:eastAsia="Times New Roman" w:hAnsi="Calibri" w:cs="Calibri"/>
-                <w:color w:val="000000"/>
-                <w:lang w:val="en-US"/>
-              </w:rPr>
-              <w:t>Clarisia</w:t>
-            </w:r>
-            <w:proofErr w:type="spellEnd"/>
+            <w:r>
+              <w:rPr>
+                <w:rFonts w:ascii="Calibri" w:eastAsia="Times New Roman" w:hAnsi="Calibri" w:cs="Calibri"/>
+                <w:color w:val="000000"/>
+                <w:lang w:val="en-US"/>
+              </w:rPr>
+              <w:t>Narea | 1000 | Clarisia</w:t>
+            </w:r>
           </w:p>
         </w:tc>
         <w:tc>
@@ -21321,34 +23322,14 @@
                 <w:lang w:val="en-US"/>
               </w:rPr>
             </w:pPr>
-            <w:proofErr w:type="spellStart"/>
-            <w:r>
-              <w:rPr>
-                <w:rFonts w:ascii="Calibri" w:eastAsia="Times New Roman" w:hAnsi="Calibri" w:cs="Calibri"/>
-                <w:color w:val="000000"/>
-                <w:lang w:val="en-US"/>
-              </w:rPr>
-              <w:t>Narea</w:t>
-            </w:r>
-            <w:proofErr w:type="spellEnd"/>
-            <w:r>
-              <w:rPr>
-                <w:rFonts w:ascii="Calibri" w:eastAsia="Times New Roman" w:hAnsi="Calibri" w:cs="Calibri"/>
-                <w:color w:val="000000"/>
-                <w:lang w:val="en-US"/>
-              </w:rPr>
-              <w:t xml:space="preserve"> | 2000 | </w:t>
-            </w:r>
-            <w:proofErr w:type="spellStart"/>
-            <w:r>
-              <w:rPr>
-                <w:rFonts w:ascii="Calibri" w:eastAsia="Times New Roman" w:hAnsi="Calibri" w:cs="Calibri"/>
-                <w:color w:val="000000"/>
-                <w:lang w:val="en-US"/>
-              </w:rPr>
-              <w:t>Alchornea</w:t>
-            </w:r>
-            <w:proofErr w:type="spellEnd"/>
+            <w:r>
+              <w:rPr>
+                <w:rFonts w:ascii="Calibri" w:eastAsia="Times New Roman" w:hAnsi="Calibri" w:cs="Calibri"/>
+                <w:color w:val="000000"/>
+                <w:lang w:val="en-US"/>
+              </w:rPr>
+              <w:t>Narea | 2000 | Alchornea</w:t>
+            </w:r>
           </w:p>
         </w:tc>
         <w:tc>
@@ -21596,35 +23577,14 @@
                 <w:lang w:val="en-US"/>
               </w:rPr>
             </w:pPr>
-            <w:proofErr w:type="spellStart"/>
-            <w:r>
-              <w:rPr>
-                <w:rFonts w:ascii="Calibri" w:eastAsia="Times New Roman" w:hAnsi="Calibri" w:cs="Calibri"/>
-                <w:color w:val="000000"/>
-                <w:lang w:val="en-US"/>
-              </w:rPr>
-              <w:lastRenderedPageBreak/>
-              <w:t>Narea</w:t>
-            </w:r>
-            <w:proofErr w:type="spellEnd"/>
-            <w:r>
-              <w:rPr>
-                <w:rFonts w:ascii="Calibri" w:eastAsia="Times New Roman" w:hAnsi="Calibri" w:cs="Calibri"/>
-                <w:color w:val="000000"/>
-                <w:lang w:val="en-US"/>
-              </w:rPr>
-              <w:t xml:space="preserve"> | 2000 | </w:t>
-            </w:r>
-            <w:proofErr w:type="spellStart"/>
-            <w:r>
-              <w:rPr>
-                <w:rFonts w:ascii="Calibri" w:eastAsia="Times New Roman" w:hAnsi="Calibri" w:cs="Calibri"/>
-                <w:color w:val="000000"/>
-                <w:lang w:val="en-US"/>
-              </w:rPr>
-              <w:t>Myrcia</w:t>
-            </w:r>
-            <w:proofErr w:type="spellEnd"/>
+            <w:r>
+              <w:rPr>
+                <w:rFonts w:ascii="Calibri" w:eastAsia="Times New Roman" w:hAnsi="Calibri" w:cs="Calibri"/>
+                <w:color w:val="000000"/>
+                <w:lang w:val="en-US"/>
+              </w:rPr>
+              <w:t>Narea | 2000 | Myrcia</w:t>
+            </w:r>
           </w:p>
         </w:tc>
         <w:tc>
@@ -21873,34 +23833,15 @@
                 <w:lang w:val="en-US"/>
               </w:rPr>
             </w:pPr>
-            <w:proofErr w:type="spellStart"/>
-            <w:r>
-              <w:rPr>
-                <w:rFonts w:ascii="Calibri" w:eastAsia="Times New Roman" w:hAnsi="Calibri" w:cs="Calibri"/>
-                <w:color w:val="000000"/>
-                <w:lang w:val="en-US"/>
-              </w:rPr>
-              <w:t>Narea</w:t>
-            </w:r>
-            <w:proofErr w:type="spellEnd"/>
-            <w:r>
-              <w:rPr>
-                <w:rFonts w:ascii="Calibri" w:eastAsia="Times New Roman" w:hAnsi="Calibri" w:cs="Calibri"/>
-                <w:color w:val="000000"/>
-                <w:lang w:val="en-US"/>
-              </w:rPr>
-              <w:t xml:space="preserve"> | 3000 | </w:t>
-            </w:r>
-            <w:proofErr w:type="spellStart"/>
-            <w:r>
-              <w:rPr>
-                <w:rFonts w:ascii="Calibri" w:eastAsia="Times New Roman" w:hAnsi="Calibri" w:cs="Calibri"/>
-                <w:color w:val="000000"/>
-                <w:lang w:val="en-US"/>
-              </w:rPr>
-              <w:t>Hedyosmum</w:t>
-            </w:r>
-            <w:proofErr w:type="spellEnd"/>
+            <w:r>
+              <w:rPr>
+                <w:rFonts w:ascii="Calibri" w:eastAsia="Times New Roman" w:hAnsi="Calibri" w:cs="Calibri"/>
+                <w:color w:val="000000"/>
+                <w:lang w:val="en-US"/>
+              </w:rPr>
+              <w:lastRenderedPageBreak/>
+              <w:t>Narea | 3000 | Hedyosmum</w:t>
+            </w:r>
           </w:p>
         </w:tc>
         <w:tc>
@@ -22148,34 +24089,14 @@
                 <w:lang w:val="en-US"/>
               </w:rPr>
             </w:pPr>
-            <w:proofErr w:type="spellStart"/>
-            <w:r>
-              <w:rPr>
-                <w:rFonts w:ascii="Calibri" w:eastAsia="Times New Roman" w:hAnsi="Calibri" w:cs="Calibri"/>
-                <w:color w:val="000000"/>
-                <w:lang w:val="en-US"/>
-              </w:rPr>
-              <w:t>Narea</w:t>
-            </w:r>
-            <w:proofErr w:type="spellEnd"/>
-            <w:r>
-              <w:rPr>
-                <w:rFonts w:ascii="Calibri" w:eastAsia="Times New Roman" w:hAnsi="Calibri" w:cs="Calibri"/>
-                <w:color w:val="000000"/>
-                <w:lang w:val="en-US"/>
-              </w:rPr>
-              <w:t xml:space="preserve"> | 3000 | </w:t>
-            </w:r>
-            <w:proofErr w:type="spellStart"/>
-            <w:r>
-              <w:rPr>
-                <w:rFonts w:ascii="Calibri" w:eastAsia="Times New Roman" w:hAnsi="Calibri" w:cs="Calibri"/>
-                <w:color w:val="000000"/>
-                <w:lang w:val="en-US"/>
-              </w:rPr>
-              <w:t>Weinmannia</w:t>
-            </w:r>
-            <w:proofErr w:type="spellEnd"/>
+            <w:r>
+              <w:rPr>
+                <w:rFonts w:ascii="Calibri" w:eastAsia="Times New Roman" w:hAnsi="Calibri" w:cs="Calibri"/>
+                <w:color w:val="000000"/>
+                <w:lang w:val="en-US"/>
+              </w:rPr>
+              <w:t>Narea | 3000 | Weinmannia</w:t>
+            </w:r>
           </w:p>
         </w:tc>
         <w:tc>
@@ -22416,34 +24337,14 @@
                 <w:lang w:val="en-US"/>
               </w:rPr>
             </w:pPr>
-            <w:proofErr w:type="spellStart"/>
-            <w:r>
-              <w:rPr>
-                <w:rFonts w:ascii="Calibri" w:eastAsia="Times New Roman" w:hAnsi="Calibri" w:cs="Calibri"/>
-                <w:color w:val="000000"/>
-                <w:lang w:val="en-US"/>
-              </w:rPr>
-              <w:t>Cmass</w:t>
-            </w:r>
-            <w:proofErr w:type="spellEnd"/>
-            <w:r>
-              <w:rPr>
-                <w:rFonts w:ascii="Calibri" w:eastAsia="Times New Roman" w:hAnsi="Calibri" w:cs="Calibri"/>
-                <w:color w:val="000000"/>
-                <w:lang w:val="en-US"/>
-              </w:rPr>
-              <w:t xml:space="preserve"> | 1000 | </w:t>
-            </w:r>
-            <w:proofErr w:type="spellStart"/>
-            <w:r>
-              <w:rPr>
-                <w:rFonts w:ascii="Calibri" w:eastAsia="Times New Roman" w:hAnsi="Calibri" w:cs="Calibri"/>
-                <w:color w:val="000000"/>
-                <w:lang w:val="en-US"/>
-              </w:rPr>
-              <w:t>Pouteria</w:t>
-            </w:r>
-            <w:proofErr w:type="spellEnd"/>
+            <w:r>
+              <w:rPr>
+                <w:rFonts w:ascii="Calibri" w:eastAsia="Times New Roman" w:hAnsi="Calibri" w:cs="Calibri"/>
+                <w:color w:val="000000"/>
+                <w:lang w:val="en-US"/>
+              </w:rPr>
+              <w:t>Cmass | 1000 | Pouteria</w:t>
+            </w:r>
           </w:p>
         </w:tc>
         <w:tc>
@@ -22683,34 +24584,14 @@
                 <w:lang w:val="en-US"/>
               </w:rPr>
             </w:pPr>
-            <w:proofErr w:type="spellStart"/>
-            <w:r>
-              <w:rPr>
-                <w:rFonts w:ascii="Calibri" w:eastAsia="Times New Roman" w:hAnsi="Calibri" w:cs="Calibri"/>
-                <w:color w:val="000000"/>
-                <w:lang w:val="en-US"/>
-              </w:rPr>
-              <w:t>Cmass</w:t>
-            </w:r>
-            <w:proofErr w:type="spellEnd"/>
-            <w:r>
-              <w:rPr>
-                <w:rFonts w:ascii="Calibri" w:eastAsia="Times New Roman" w:hAnsi="Calibri" w:cs="Calibri"/>
-                <w:color w:val="000000"/>
-                <w:lang w:val="en-US"/>
-              </w:rPr>
-              <w:t xml:space="preserve"> | 1000 | </w:t>
-            </w:r>
-            <w:proofErr w:type="spellStart"/>
-            <w:r>
-              <w:rPr>
-                <w:rFonts w:ascii="Calibri" w:eastAsia="Times New Roman" w:hAnsi="Calibri" w:cs="Calibri"/>
-                <w:color w:val="000000"/>
-                <w:lang w:val="en-US"/>
-              </w:rPr>
-              <w:t>Clarisia</w:t>
-            </w:r>
-            <w:proofErr w:type="spellEnd"/>
+            <w:r>
+              <w:rPr>
+                <w:rFonts w:ascii="Calibri" w:eastAsia="Times New Roman" w:hAnsi="Calibri" w:cs="Calibri"/>
+                <w:color w:val="000000"/>
+                <w:lang w:val="en-US"/>
+              </w:rPr>
+              <w:t>Cmass | 1000 | Clarisia</w:t>
+            </w:r>
           </w:p>
         </w:tc>
         <w:tc>
@@ -22951,34 +24832,14 @@
                 <w:lang w:val="en-US"/>
               </w:rPr>
             </w:pPr>
-            <w:proofErr w:type="spellStart"/>
-            <w:r>
-              <w:rPr>
-                <w:rFonts w:ascii="Calibri" w:eastAsia="Times New Roman" w:hAnsi="Calibri" w:cs="Calibri"/>
-                <w:color w:val="000000"/>
-                <w:lang w:val="en-US"/>
-              </w:rPr>
-              <w:t>Cmass</w:t>
-            </w:r>
-            <w:proofErr w:type="spellEnd"/>
-            <w:r>
-              <w:rPr>
-                <w:rFonts w:ascii="Calibri" w:eastAsia="Times New Roman" w:hAnsi="Calibri" w:cs="Calibri"/>
-                <w:color w:val="000000"/>
-                <w:lang w:val="en-US"/>
-              </w:rPr>
-              <w:t xml:space="preserve"> | 2000 | </w:t>
-            </w:r>
-            <w:proofErr w:type="spellStart"/>
-            <w:r>
-              <w:rPr>
-                <w:rFonts w:ascii="Calibri" w:eastAsia="Times New Roman" w:hAnsi="Calibri" w:cs="Calibri"/>
-                <w:color w:val="000000"/>
-                <w:lang w:val="en-US"/>
-              </w:rPr>
-              <w:t>Alchornea</w:t>
-            </w:r>
-            <w:proofErr w:type="spellEnd"/>
+            <w:r>
+              <w:rPr>
+                <w:rFonts w:ascii="Calibri" w:eastAsia="Times New Roman" w:hAnsi="Calibri" w:cs="Calibri"/>
+                <w:color w:val="000000"/>
+                <w:lang w:val="en-US"/>
+              </w:rPr>
+              <w:t>Cmass | 2000 | Alchornea</w:t>
+            </w:r>
           </w:p>
         </w:tc>
         <w:tc>
@@ -23218,34 +25079,14 @@
                 <w:lang w:val="en-US"/>
               </w:rPr>
             </w:pPr>
-            <w:proofErr w:type="spellStart"/>
-            <w:r>
-              <w:rPr>
-                <w:rFonts w:ascii="Calibri" w:eastAsia="Times New Roman" w:hAnsi="Calibri" w:cs="Calibri"/>
-                <w:color w:val="000000"/>
-                <w:lang w:val="en-US"/>
-              </w:rPr>
-              <w:t>Cmass</w:t>
-            </w:r>
-            <w:proofErr w:type="spellEnd"/>
-            <w:r>
-              <w:rPr>
-                <w:rFonts w:ascii="Calibri" w:eastAsia="Times New Roman" w:hAnsi="Calibri" w:cs="Calibri"/>
-                <w:color w:val="000000"/>
-                <w:lang w:val="en-US"/>
-              </w:rPr>
-              <w:t xml:space="preserve"> | 2000 | </w:t>
-            </w:r>
-            <w:proofErr w:type="spellStart"/>
-            <w:r>
-              <w:rPr>
-                <w:rFonts w:ascii="Calibri" w:eastAsia="Times New Roman" w:hAnsi="Calibri" w:cs="Calibri"/>
-                <w:color w:val="000000"/>
-                <w:lang w:val="en-US"/>
-              </w:rPr>
-              <w:t>Myrcia</w:t>
-            </w:r>
-            <w:proofErr w:type="spellEnd"/>
+            <w:r>
+              <w:rPr>
+                <w:rFonts w:ascii="Calibri" w:eastAsia="Times New Roman" w:hAnsi="Calibri" w:cs="Calibri"/>
+                <w:color w:val="000000"/>
+                <w:lang w:val="en-US"/>
+              </w:rPr>
+              <w:t>Cmass | 2000 | Myrcia</w:t>
+            </w:r>
           </w:p>
         </w:tc>
         <w:tc>
@@ -23494,34 +25335,14 @@
                 <w:lang w:val="en-US"/>
               </w:rPr>
             </w:pPr>
-            <w:proofErr w:type="spellStart"/>
-            <w:r>
-              <w:rPr>
-                <w:rFonts w:ascii="Calibri" w:eastAsia="Times New Roman" w:hAnsi="Calibri" w:cs="Calibri"/>
-                <w:color w:val="000000"/>
-                <w:lang w:val="en-US"/>
-              </w:rPr>
-              <w:t>Cmass</w:t>
-            </w:r>
-            <w:proofErr w:type="spellEnd"/>
-            <w:r>
-              <w:rPr>
-                <w:rFonts w:ascii="Calibri" w:eastAsia="Times New Roman" w:hAnsi="Calibri" w:cs="Calibri"/>
-                <w:color w:val="000000"/>
-                <w:lang w:val="en-US"/>
-              </w:rPr>
-              <w:t xml:space="preserve"> | 3000 | </w:t>
-            </w:r>
-            <w:proofErr w:type="spellStart"/>
-            <w:r>
-              <w:rPr>
-                <w:rFonts w:ascii="Calibri" w:eastAsia="Times New Roman" w:hAnsi="Calibri" w:cs="Calibri"/>
-                <w:color w:val="000000"/>
-                <w:lang w:val="en-US"/>
-              </w:rPr>
-              <w:t>Hedyosmum</w:t>
-            </w:r>
-            <w:proofErr w:type="spellEnd"/>
+            <w:r>
+              <w:rPr>
+                <w:rFonts w:ascii="Calibri" w:eastAsia="Times New Roman" w:hAnsi="Calibri" w:cs="Calibri"/>
+                <w:color w:val="000000"/>
+                <w:lang w:val="en-US"/>
+              </w:rPr>
+              <w:t>Cmass | 3000 | Hedyosmum</w:t>
+            </w:r>
           </w:p>
         </w:tc>
         <w:tc>
@@ -23769,34 +25590,14 @@
                 <w:lang w:val="en-US"/>
               </w:rPr>
             </w:pPr>
-            <w:proofErr w:type="spellStart"/>
-            <w:r>
-              <w:rPr>
-                <w:rFonts w:ascii="Calibri" w:eastAsia="Times New Roman" w:hAnsi="Calibri" w:cs="Calibri"/>
-                <w:color w:val="000000"/>
-                <w:lang w:val="en-US"/>
-              </w:rPr>
-              <w:t>Cmass</w:t>
-            </w:r>
-            <w:proofErr w:type="spellEnd"/>
-            <w:r>
-              <w:rPr>
-                <w:rFonts w:ascii="Calibri" w:eastAsia="Times New Roman" w:hAnsi="Calibri" w:cs="Calibri"/>
-                <w:color w:val="000000"/>
-                <w:lang w:val="en-US"/>
-              </w:rPr>
-              <w:t xml:space="preserve"> | 3000 | </w:t>
-            </w:r>
-            <w:proofErr w:type="spellStart"/>
-            <w:r>
-              <w:rPr>
-                <w:rFonts w:ascii="Calibri" w:eastAsia="Times New Roman" w:hAnsi="Calibri" w:cs="Calibri"/>
-                <w:color w:val="000000"/>
-                <w:lang w:val="en-US"/>
-              </w:rPr>
-              <w:t>Weinmannia</w:t>
-            </w:r>
-            <w:proofErr w:type="spellEnd"/>
+            <w:r>
+              <w:rPr>
+                <w:rFonts w:ascii="Calibri" w:eastAsia="Times New Roman" w:hAnsi="Calibri" w:cs="Calibri"/>
+                <w:color w:val="000000"/>
+                <w:lang w:val="en-US"/>
+              </w:rPr>
+              <w:t>Cmass | 3000 | Weinmannia</w:t>
+            </w:r>
           </w:p>
         </w:tc>
         <w:tc>
@@ -24045,34 +25846,14 @@
                 <w:lang w:val="en-US"/>
               </w:rPr>
             </w:pPr>
-            <w:proofErr w:type="spellStart"/>
-            <w:r>
-              <w:rPr>
-                <w:rFonts w:ascii="Calibri" w:eastAsia="Times New Roman" w:hAnsi="Calibri" w:cs="Calibri"/>
-                <w:color w:val="000000"/>
-                <w:lang w:val="en-US"/>
-              </w:rPr>
-              <w:t>Carea</w:t>
-            </w:r>
-            <w:proofErr w:type="spellEnd"/>
-            <w:r>
-              <w:rPr>
-                <w:rFonts w:ascii="Calibri" w:eastAsia="Times New Roman" w:hAnsi="Calibri" w:cs="Calibri"/>
-                <w:color w:val="000000"/>
-                <w:lang w:val="en-US"/>
-              </w:rPr>
-              <w:t xml:space="preserve"> | 1000 | </w:t>
-            </w:r>
-            <w:proofErr w:type="spellStart"/>
-            <w:r>
-              <w:rPr>
-                <w:rFonts w:ascii="Calibri" w:eastAsia="Times New Roman" w:hAnsi="Calibri" w:cs="Calibri"/>
-                <w:color w:val="000000"/>
-                <w:lang w:val="en-US"/>
-              </w:rPr>
-              <w:t>Pouteria</w:t>
-            </w:r>
-            <w:proofErr w:type="spellEnd"/>
+            <w:r>
+              <w:rPr>
+                <w:rFonts w:ascii="Calibri" w:eastAsia="Times New Roman" w:hAnsi="Calibri" w:cs="Calibri"/>
+                <w:color w:val="000000"/>
+                <w:lang w:val="en-US"/>
+              </w:rPr>
+              <w:t>Carea | 1000 | Pouteria</w:t>
+            </w:r>
           </w:p>
         </w:tc>
         <w:tc>
@@ -24312,34 +26093,14 @@
                 <w:lang w:val="en-US"/>
               </w:rPr>
             </w:pPr>
-            <w:proofErr w:type="spellStart"/>
-            <w:r>
-              <w:rPr>
-                <w:rFonts w:ascii="Calibri" w:eastAsia="Times New Roman" w:hAnsi="Calibri" w:cs="Calibri"/>
-                <w:color w:val="000000"/>
-                <w:lang w:val="en-US"/>
-              </w:rPr>
-              <w:t>Carea</w:t>
-            </w:r>
-            <w:proofErr w:type="spellEnd"/>
-            <w:r>
-              <w:rPr>
-                <w:rFonts w:ascii="Calibri" w:eastAsia="Times New Roman" w:hAnsi="Calibri" w:cs="Calibri"/>
-                <w:color w:val="000000"/>
-                <w:lang w:val="en-US"/>
-              </w:rPr>
-              <w:t xml:space="preserve"> | 1000 | </w:t>
-            </w:r>
-            <w:proofErr w:type="spellStart"/>
-            <w:r>
-              <w:rPr>
-                <w:rFonts w:ascii="Calibri" w:eastAsia="Times New Roman" w:hAnsi="Calibri" w:cs="Calibri"/>
-                <w:color w:val="000000"/>
-                <w:lang w:val="en-US"/>
-              </w:rPr>
-              <w:t>Clarisia</w:t>
-            </w:r>
-            <w:proofErr w:type="spellEnd"/>
+            <w:r>
+              <w:rPr>
+                <w:rFonts w:ascii="Calibri" w:eastAsia="Times New Roman" w:hAnsi="Calibri" w:cs="Calibri"/>
+                <w:color w:val="000000"/>
+                <w:lang w:val="en-US"/>
+              </w:rPr>
+              <w:t>Carea | 1000 | Clarisia</w:t>
+            </w:r>
           </w:p>
         </w:tc>
         <w:tc>
@@ -24588,34 +26349,14 @@
                 <w:lang w:val="en-US"/>
               </w:rPr>
             </w:pPr>
-            <w:proofErr w:type="spellStart"/>
-            <w:r>
-              <w:rPr>
-                <w:rFonts w:ascii="Calibri" w:eastAsia="Times New Roman" w:hAnsi="Calibri" w:cs="Calibri"/>
-                <w:color w:val="000000"/>
-                <w:lang w:val="en-US"/>
-              </w:rPr>
-              <w:t>Carea</w:t>
-            </w:r>
-            <w:proofErr w:type="spellEnd"/>
-            <w:r>
-              <w:rPr>
-                <w:rFonts w:ascii="Calibri" w:eastAsia="Times New Roman" w:hAnsi="Calibri" w:cs="Calibri"/>
-                <w:color w:val="000000"/>
-                <w:lang w:val="en-US"/>
-              </w:rPr>
-              <w:t xml:space="preserve"> | 2000 | </w:t>
-            </w:r>
-            <w:proofErr w:type="spellStart"/>
-            <w:r>
-              <w:rPr>
-                <w:rFonts w:ascii="Calibri" w:eastAsia="Times New Roman" w:hAnsi="Calibri" w:cs="Calibri"/>
-                <w:color w:val="000000"/>
-                <w:lang w:val="en-US"/>
-              </w:rPr>
-              <w:t>Alchornea</w:t>
-            </w:r>
-            <w:proofErr w:type="spellEnd"/>
+            <w:r>
+              <w:rPr>
+                <w:rFonts w:ascii="Calibri" w:eastAsia="Times New Roman" w:hAnsi="Calibri" w:cs="Calibri"/>
+                <w:color w:val="000000"/>
+                <w:lang w:val="en-US"/>
+              </w:rPr>
+              <w:t>Carea | 2000 | Alchornea</w:t>
+            </w:r>
           </w:p>
         </w:tc>
         <w:tc>
@@ -24863,34 +26604,14 @@
                 <w:lang w:val="en-US"/>
               </w:rPr>
             </w:pPr>
-            <w:proofErr w:type="spellStart"/>
-            <w:r>
-              <w:rPr>
-                <w:rFonts w:ascii="Calibri" w:eastAsia="Times New Roman" w:hAnsi="Calibri" w:cs="Calibri"/>
-                <w:color w:val="000000"/>
-                <w:lang w:val="en-US"/>
-              </w:rPr>
-              <w:t>Carea</w:t>
-            </w:r>
-            <w:proofErr w:type="spellEnd"/>
-            <w:r>
-              <w:rPr>
-                <w:rFonts w:ascii="Calibri" w:eastAsia="Times New Roman" w:hAnsi="Calibri" w:cs="Calibri"/>
-                <w:color w:val="000000"/>
-                <w:lang w:val="en-US"/>
-              </w:rPr>
-              <w:t xml:space="preserve"> | 2000 | </w:t>
-            </w:r>
-            <w:proofErr w:type="spellStart"/>
-            <w:r>
-              <w:rPr>
-                <w:rFonts w:ascii="Calibri" w:eastAsia="Times New Roman" w:hAnsi="Calibri" w:cs="Calibri"/>
-                <w:color w:val="000000"/>
-                <w:lang w:val="en-US"/>
-              </w:rPr>
-              <w:t>Myrcia</w:t>
-            </w:r>
-            <w:proofErr w:type="spellEnd"/>
+            <w:r>
+              <w:rPr>
+                <w:rFonts w:ascii="Calibri" w:eastAsia="Times New Roman" w:hAnsi="Calibri" w:cs="Calibri"/>
+                <w:color w:val="000000"/>
+                <w:lang w:val="en-US"/>
+              </w:rPr>
+              <w:t>Carea | 2000 | Myrcia</w:t>
+            </w:r>
           </w:p>
         </w:tc>
         <w:tc>
@@ -25131,35 +26852,14 @@
                 <w:lang w:val="en-US"/>
               </w:rPr>
             </w:pPr>
-            <w:proofErr w:type="spellStart"/>
-            <w:r>
-              <w:rPr>
-                <w:rFonts w:ascii="Calibri" w:eastAsia="Times New Roman" w:hAnsi="Calibri" w:cs="Calibri"/>
-                <w:color w:val="000000"/>
-                <w:lang w:val="en-US"/>
-              </w:rPr>
-              <w:lastRenderedPageBreak/>
-              <w:t>Carea</w:t>
-            </w:r>
-            <w:proofErr w:type="spellEnd"/>
-            <w:r>
-              <w:rPr>
-                <w:rFonts w:ascii="Calibri" w:eastAsia="Times New Roman" w:hAnsi="Calibri" w:cs="Calibri"/>
-                <w:color w:val="000000"/>
-                <w:lang w:val="en-US"/>
-              </w:rPr>
-              <w:t xml:space="preserve"> | 3000 | </w:t>
-            </w:r>
-            <w:proofErr w:type="spellStart"/>
-            <w:r>
-              <w:rPr>
-                <w:rFonts w:ascii="Calibri" w:eastAsia="Times New Roman" w:hAnsi="Calibri" w:cs="Calibri"/>
-                <w:color w:val="000000"/>
-                <w:lang w:val="en-US"/>
-              </w:rPr>
-              <w:t>Hedyosmum</w:t>
-            </w:r>
-            <w:proofErr w:type="spellEnd"/>
+            <w:r>
+              <w:rPr>
+                <w:rFonts w:ascii="Calibri" w:eastAsia="Times New Roman" w:hAnsi="Calibri" w:cs="Calibri"/>
+                <w:color w:val="000000"/>
+                <w:lang w:val="en-US"/>
+              </w:rPr>
+              <w:t>Carea | 3000 | Hedyosmum</w:t>
+            </w:r>
           </w:p>
         </w:tc>
         <w:tc>
@@ -25399,34 +27099,15 @@
                 <w:lang w:val="en-US"/>
               </w:rPr>
             </w:pPr>
-            <w:proofErr w:type="spellStart"/>
-            <w:r>
-              <w:rPr>
-                <w:rFonts w:ascii="Calibri" w:eastAsia="Times New Roman" w:hAnsi="Calibri" w:cs="Calibri"/>
-                <w:color w:val="000000"/>
-                <w:lang w:val="en-US"/>
-              </w:rPr>
-              <w:t>Carea</w:t>
-            </w:r>
-            <w:proofErr w:type="spellEnd"/>
-            <w:r>
-              <w:rPr>
-                <w:rFonts w:ascii="Calibri" w:eastAsia="Times New Roman" w:hAnsi="Calibri" w:cs="Calibri"/>
-                <w:color w:val="000000"/>
-                <w:lang w:val="en-US"/>
-              </w:rPr>
-              <w:t xml:space="preserve"> | 3000 | </w:t>
-            </w:r>
-            <w:proofErr w:type="spellStart"/>
-            <w:r>
-              <w:rPr>
-                <w:rFonts w:ascii="Calibri" w:eastAsia="Times New Roman" w:hAnsi="Calibri" w:cs="Calibri"/>
-                <w:color w:val="000000"/>
-                <w:lang w:val="en-US"/>
-              </w:rPr>
-              <w:t>Weinmannia</w:t>
-            </w:r>
-            <w:proofErr w:type="spellEnd"/>
+            <w:r>
+              <w:rPr>
+                <w:rFonts w:ascii="Calibri" w:eastAsia="Times New Roman" w:hAnsi="Calibri" w:cs="Calibri"/>
+                <w:color w:val="000000"/>
+                <w:lang w:val="en-US"/>
+              </w:rPr>
+              <w:lastRenderedPageBreak/>
+              <w:t>Carea | 3000 | Weinmannia</w:t>
+            </w:r>
           </w:p>
         </w:tc>
         <w:tc>
@@ -25667,34 +27348,14 @@
                 <w:lang w:val="en-US"/>
               </w:rPr>
             </w:pPr>
-            <w:proofErr w:type="spellStart"/>
-            <w:r>
-              <w:rPr>
-                <w:rFonts w:ascii="Calibri" w:eastAsia="Times New Roman" w:hAnsi="Calibri" w:cs="Calibri"/>
-                <w:color w:val="000000"/>
-                <w:lang w:val="en-US"/>
-              </w:rPr>
-              <w:t>logLCCC</w:t>
-            </w:r>
-            <w:proofErr w:type="spellEnd"/>
-            <w:r>
-              <w:rPr>
-                <w:rFonts w:ascii="Calibri" w:eastAsia="Times New Roman" w:hAnsi="Calibri" w:cs="Calibri"/>
-                <w:color w:val="000000"/>
-                <w:lang w:val="en-US"/>
-              </w:rPr>
-              <w:t xml:space="preserve"> | 1000 | </w:t>
-            </w:r>
-            <w:proofErr w:type="spellStart"/>
-            <w:r>
-              <w:rPr>
-                <w:rFonts w:ascii="Calibri" w:eastAsia="Times New Roman" w:hAnsi="Calibri" w:cs="Calibri"/>
-                <w:color w:val="000000"/>
-                <w:lang w:val="en-US"/>
-              </w:rPr>
-              <w:t>Pouteria</w:t>
-            </w:r>
-            <w:proofErr w:type="spellEnd"/>
+            <w:r>
+              <w:rPr>
+                <w:rFonts w:ascii="Calibri" w:eastAsia="Times New Roman" w:hAnsi="Calibri" w:cs="Calibri"/>
+                <w:color w:val="000000"/>
+                <w:lang w:val="en-US"/>
+              </w:rPr>
+              <w:t>logLCCC | 1000 | Pouteria</w:t>
+            </w:r>
           </w:p>
         </w:tc>
         <w:tc>
@@ -25934,34 +27595,14 @@
                 <w:lang w:val="en-US"/>
               </w:rPr>
             </w:pPr>
-            <w:proofErr w:type="spellStart"/>
-            <w:r>
-              <w:rPr>
-                <w:rFonts w:ascii="Calibri" w:eastAsia="Times New Roman" w:hAnsi="Calibri" w:cs="Calibri"/>
-                <w:color w:val="000000"/>
-                <w:lang w:val="en-US"/>
-              </w:rPr>
-              <w:t>logLCCC</w:t>
-            </w:r>
-            <w:proofErr w:type="spellEnd"/>
-            <w:r>
-              <w:rPr>
-                <w:rFonts w:ascii="Calibri" w:eastAsia="Times New Roman" w:hAnsi="Calibri" w:cs="Calibri"/>
-                <w:color w:val="000000"/>
-                <w:lang w:val="en-US"/>
-              </w:rPr>
-              <w:t xml:space="preserve"> |1000 | </w:t>
-            </w:r>
-            <w:proofErr w:type="spellStart"/>
-            <w:r>
-              <w:rPr>
-                <w:rFonts w:ascii="Calibri" w:eastAsia="Times New Roman" w:hAnsi="Calibri" w:cs="Calibri"/>
-                <w:color w:val="000000"/>
-                <w:lang w:val="en-US"/>
-              </w:rPr>
-              <w:t>Clarisia</w:t>
-            </w:r>
-            <w:proofErr w:type="spellEnd"/>
+            <w:r>
+              <w:rPr>
+                <w:rFonts w:ascii="Calibri" w:eastAsia="Times New Roman" w:hAnsi="Calibri" w:cs="Calibri"/>
+                <w:color w:val="000000"/>
+                <w:lang w:val="en-US"/>
+              </w:rPr>
+              <w:t>logLCCC |1000 | Clarisia</w:t>
+            </w:r>
           </w:p>
         </w:tc>
         <w:tc>
@@ -26202,34 +27843,14 @@
                 <w:lang w:val="en-US"/>
               </w:rPr>
             </w:pPr>
-            <w:proofErr w:type="spellStart"/>
-            <w:r>
-              <w:rPr>
-                <w:rFonts w:ascii="Calibri" w:eastAsia="Times New Roman" w:hAnsi="Calibri" w:cs="Calibri"/>
-                <w:color w:val="000000"/>
-                <w:lang w:val="en-US"/>
-              </w:rPr>
-              <w:t>logLCCC</w:t>
-            </w:r>
-            <w:proofErr w:type="spellEnd"/>
-            <w:r>
-              <w:rPr>
-                <w:rFonts w:ascii="Calibri" w:eastAsia="Times New Roman" w:hAnsi="Calibri" w:cs="Calibri"/>
-                <w:color w:val="000000"/>
-                <w:lang w:val="en-US"/>
-              </w:rPr>
-              <w:t xml:space="preserve">  | 2000 | </w:t>
-            </w:r>
-            <w:proofErr w:type="spellStart"/>
-            <w:r>
-              <w:rPr>
-                <w:rFonts w:ascii="Calibri" w:eastAsia="Times New Roman" w:hAnsi="Calibri" w:cs="Calibri"/>
-                <w:color w:val="000000"/>
-                <w:lang w:val="en-US"/>
-              </w:rPr>
-              <w:t>Alchornea</w:t>
-            </w:r>
-            <w:proofErr w:type="spellEnd"/>
+            <w:r>
+              <w:rPr>
+                <w:rFonts w:ascii="Calibri" w:eastAsia="Times New Roman" w:hAnsi="Calibri" w:cs="Calibri"/>
+                <w:color w:val="000000"/>
+                <w:lang w:val="en-US"/>
+              </w:rPr>
+              <w:t>logLCCC  | 2000 | Alchornea</w:t>
+            </w:r>
           </w:p>
         </w:tc>
         <w:tc>
@@ -26469,34 +28090,14 @@
                 <w:lang w:val="en-US"/>
               </w:rPr>
             </w:pPr>
-            <w:proofErr w:type="spellStart"/>
-            <w:r>
-              <w:rPr>
-                <w:rFonts w:ascii="Calibri" w:eastAsia="Times New Roman" w:hAnsi="Calibri" w:cs="Calibri"/>
-                <w:color w:val="000000"/>
-                <w:lang w:val="en-US"/>
-              </w:rPr>
-              <w:t>logLCCC</w:t>
-            </w:r>
-            <w:proofErr w:type="spellEnd"/>
-            <w:r>
-              <w:rPr>
-                <w:rFonts w:ascii="Calibri" w:eastAsia="Times New Roman" w:hAnsi="Calibri" w:cs="Calibri"/>
-                <w:color w:val="000000"/>
-                <w:lang w:val="en-US"/>
-              </w:rPr>
-              <w:t xml:space="preserve">  | 2000 | </w:t>
-            </w:r>
-            <w:proofErr w:type="spellStart"/>
-            <w:r>
-              <w:rPr>
-                <w:rFonts w:ascii="Calibri" w:eastAsia="Times New Roman" w:hAnsi="Calibri" w:cs="Calibri"/>
-                <w:color w:val="000000"/>
-                <w:lang w:val="en-US"/>
-              </w:rPr>
-              <w:t>Myrcia</w:t>
-            </w:r>
-            <w:proofErr w:type="spellEnd"/>
+            <w:r>
+              <w:rPr>
+                <w:rFonts w:ascii="Calibri" w:eastAsia="Times New Roman" w:hAnsi="Calibri" w:cs="Calibri"/>
+                <w:color w:val="000000"/>
+                <w:lang w:val="en-US"/>
+              </w:rPr>
+              <w:t>logLCCC  | 2000 | Myrcia</w:t>
+            </w:r>
           </w:p>
         </w:tc>
         <w:tc>
@@ -26745,34 +28346,14 @@
                 <w:lang w:val="en-US"/>
               </w:rPr>
             </w:pPr>
-            <w:proofErr w:type="spellStart"/>
-            <w:r>
-              <w:rPr>
-                <w:rFonts w:ascii="Calibri" w:eastAsia="Times New Roman" w:hAnsi="Calibri" w:cs="Calibri"/>
-                <w:color w:val="000000"/>
-                <w:lang w:val="en-US"/>
-              </w:rPr>
-              <w:t>logLCCC</w:t>
-            </w:r>
-            <w:proofErr w:type="spellEnd"/>
-            <w:r>
-              <w:rPr>
-                <w:rFonts w:ascii="Calibri" w:eastAsia="Times New Roman" w:hAnsi="Calibri" w:cs="Calibri"/>
-                <w:color w:val="000000"/>
-                <w:lang w:val="en-US"/>
-              </w:rPr>
-              <w:t xml:space="preserve">  | 3000 | </w:t>
-            </w:r>
-            <w:proofErr w:type="spellStart"/>
-            <w:r>
-              <w:rPr>
-                <w:rFonts w:ascii="Calibri" w:eastAsia="Times New Roman" w:hAnsi="Calibri" w:cs="Calibri"/>
-                <w:color w:val="000000"/>
-                <w:lang w:val="en-US"/>
-              </w:rPr>
-              <w:t>Hedyosmum</w:t>
-            </w:r>
-            <w:proofErr w:type="spellEnd"/>
+            <w:r>
+              <w:rPr>
+                <w:rFonts w:ascii="Calibri" w:eastAsia="Times New Roman" w:hAnsi="Calibri" w:cs="Calibri"/>
+                <w:color w:val="000000"/>
+                <w:lang w:val="en-US"/>
+              </w:rPr>
+              <w:t>logLCCC  | 3000 | Hedyosmum</w:t>
+            </w:r>
           </w:p>
         </w:tc>
         <w:tc>
@@ -27020,34 +28601,14 @@
                 <w:lang w:val="en-US"/>
               </w:rPr>
             </w:pPr>
-            <w:proofErr w:type="spellStart"/>
-            <w:r>
-              <w:rPr>
-                <w:rFonts w:ascii="Calibri" w:eastAsia="Times New Roman" w:hAnsi="Calibri" w:cs="Calibri"/>
-                <w:color w:val="000000"/>
-                <w:lang w:val="en-US"/>
-              </w:rPr>
-              <w:t>logLCCC</w:t>
-            </w:r>
-            <w:proofErr w:type="spellEnd"/>
-            <w:r>
-              <w:rPr>
-                <w:rFonts w:ascii="Calibri" w:eastAsia="Times New Roman" w:hAnsi="Calibri" w:cs="Calibri"/>
-                <w:color w:val="000000"/>
-                <w:lang w:val="en-US"/>
-              </w:rPr>
-              <w:t xml:space="preserve">  | 3000 | </w:t>
-            </w:r>
-            <w:proofErr w:type="spellStart"/>
-            <w:r>
-              <w:rPr>
-                <w:rFonts w:ascii="Calibri" w:eastAsia="Times New Roman" w:hAnsi="Calibri" w:cs="Calibri"/>
-                <w:color w:val="000000"/>
-                <w:lang w:val="en-US"/>
-              </w:rPr>
-              <w:t>Weinmannia</w:t>
-            </w:r>
-            <w:proofErr w:type="spellEnd"/>
+            <w:r>
+              <w:rPr>
+                <w:rFonts w:ascii="Calibri" w:eastAsia="Times New Roman" w:hAnsi="Calibri" w:cs="Calibri"/>
+                <w:color w:val="000000"/>
+                <w:lang w:val="en-US"/>
+              </w:rPr>
+              <w:t>logLCCC  | 3000 | Weinmannia</w:t>
+            </w:r>
           </w:p>
         </w:tc>
         <w:tc>
@@ -27302,18 +28863,8 @@
                 <w:color w:val="000000"/>
                 <w:lang w:val="en-US"/>
               </w:rPr>
-              <w:t xml:space="preserve">LPC | 1000 | </w:t>
-            </w:r>
-            <w:proofErr w:type="spellStart"/>
-            <w:r>
-              <w:rPr>
-                <w:rFonts w:ascii="Calibri" w:eastAsia="Times New Roman" w:hAnsi="Calibri" w:cs="Calibri"/>
-                <w:color w:val="000000"/>
-                <w:lang w:val="en-US"/>
-              </w:rPr>
-              <w:t>Pouteria</w:t>
-            </w:r>
-            <w:proofErr w:type="spellEnd"/>
+              <w:t>LPC | 1000 | Pouteria</w:t>
+            </w:r>
           </w:p>
         </w:tc>
         <w:tc>
@@ -27567,18 +29118,8 @@
                 <w:color w:val="000000"/>
                 <w:lang w:val="en-US"/>
               </w:rPr>
-              <w:t xml:space="preserve">LPC | 1000 | </w:t>
-            </w:r>
-            <w:proofErr w:type="spellStart"/>
-            <w:r>
-              <w:rPr>
-                <w:rFonts w:ascii="Calibri" w:eastAsia="Times New Roman" w:hAnsi="Calibri" w:cs="Calibri"/>
-                <w:color w:val="000000"/>
-                <w:lang w:val="en-US"/>
-              </w:rPr>
-              <w:t>Clarisia</w:t>
-            </w:r>
-            <w:proofErr w:type="spellEnd"/>
+              <w:t>LPC | 1000 | Clarisia</w:t>
+            </w:r>
           </w:p>
         </w:tc>
         <w:tc>
@@ -27825,18 +29366,8 @@
                 <w:color w:val="000000"/>
                 <w:lang w:val="en-US"/>
               </w:rPr>
-              <w:t xml:space="preserve">LPC | 2000 | </w:t>
-            </w:r>
-            <w:proofErr w:type="spellStart"/>
-            <w:r>
-              <w:rPr>
-                <w:rFonts w:ascii="Calibri" w:eastAsia="Times New Roman" w:hAnsi="Calibri" w:cs="Calibri"/>
-                <w:color w:val="000000"/>
-                <w:lang w:val="en-US"/>
-              </w:rPr>
-              <w:t>Alchornea</w:t>
-            </w:r>
-            <w:proofErr w:type="spellEnd"/>
+              <w:t>LPC | 2000 | Alchornea</w:t>
+            </w:r>
           </w:p>
         </w:tc>
         <w:tc>
@@ -28090,18 +29621,8 @@
                 <w:color w:val="000000"/>
                 <w:lang w:val="en-US"/>
               </w:rPr>
-              <w:t xml:space="preserve">LPC | 2000 | </w:t>
-            </w:r>
-            <w:proofErr w:type="spellStart"/>
-            <w:r>
-              <w:rPr>
-                <w:rFonts w:ascii="Calibri" w:eastAsia="Times New Roman" w:hAnsi="Calibri" w:cs="Calibri"/>
-                <w:color w:val="000000"/>
-                <w:lang w:val="en-US"/>
-              </w:rPr>
-              <w:t>Myrcia</w:t>
-            </w:r>
-            <w:proofErr w:type="spellEnd"/>
+              <w:t>LPC | 2000 | Myrcia</w:t>
+            </w:r>
           </w:p>
         </w:tc>
         <w:tc>
@@ -28348,19 +29869,8 @@
                 <w:color w:val="000000"/>
                 <w:lang w:val="en-US"/>
               </w:rPr>
-              <w:lastRenderedPageBreak/>
-              <w:t xml:space="preserve">LPC | 3000 | </w:t>
-            </w:r>
-            <w:proofErr w:type="spellStart"/>
-            <w:r>
-              <w:rPr>
-                <w:rFonts w:ascii="Calibri" w:eastAsia="Times New Roman" w:hAnsi="Calibri" w:cs="Calibri"/>
-                <w:color w:val="000000"/>
-                <w:lang w:val="en-US"/>
-              </w:rPr>
-              <w:t>Hedyosmum</w:t>
-            </w:r>
-            <w:proofErr w:type="spellEnd"/>
+              <w:t>LPC | 3000 | Hedyosmum</w:t>
+            </w:r>
           </w:p>
         </w:tc>
         <w:tc>
@@ -28606,18 +30116,9 @@
                 <w:color w:val="000000"/>
                 <w:lang w:val="en-US"/>
               </w:rPr>
-              <w:t xml:space="preserve">LPC | 3000 | </w:t>
-            </w:r>
-            <w:proofErr w:type="spellStart"/>
-            <w:r>
-              <w:rPr>
-                <w:rFonts w:ascii="Calibri" w:eastAsia="Times New Roman" w:hAnsi="Calibri" w:cs="Calibri"/>
-                <w:color w:val="000000"/>
-                <w:lang w:val="en-US"/>
-              </w:rPr>
-              <w:t>Weinmannia</w:t>
-            </w:r>
-            <w:proofErr w:type="spellEnd"/>
+              <w:lastRenderedPageBreak/>
+              <w:t>LPC | 3000 | Weinmannia</w:t>
+            </w:r>
           </w:p>
         </w:tc>
         <w:tc>
@@ -28858,34 +30359,14 @@
                 <w:lang w:val="en-US"/>
               </w:rPr>
             </w:pPr>
-            <w:proofErr w:type="spellStart"/>
-            <w:r>
-              <w:rPr>
-                <w:rFonts w:ascii="Calibri" w:eastAsia="Times New Roman" w:hAnsi="Calibri" w:cs="Calibri"/>
-                <w:color w:val="000000"/>
-                <w:lang w:val="en-US"/>
-              </w:rPr>
-              <w:t>logLPC</w:t>
-            </w:r>
-            <w:proofErr w:type="spellEnd"/>
-            <w:r>
-              <w:rPr>
-                <w:rFonts w:ascii="Calibri" w:eastAsia="Times New Roman" w:hAnsi="Calibri" w:cs="Calibri"/>
-                <w:color w:val="000000"/>
-                <w:lang w:val="en-US"/>
-              </w:rPr>
-              <w:t xml:space="preserve"> | 1000 | </w:t>
-            </w:r>
-            <w:proofErr w:type="spellStart"/>
-            <w:r>
-              <w:rPr>
-                <w:rFonts w:ascii="Calibri" w:eastAsia="Times New Roman" w:hAnsi="Calibri" w:cs="Calibri"/>
-                <w:color w:val="000000"/>
-                <w:lang w:val="en-US"/>
-              </w:rPr>
-              <w:t>Pouteria</w:t>
-            </w:r>
-            <w:proofErr w:type="spellEnd"/>
+            <w:r>
+              <w:rPr>
+                <w:rFonts w:ascii="Calibri" w:eastAsia="Times New Roman" w:hAnsi="Calibri" w:cs="Calibri"/>
+                <w:color w:val="000000"/>
+                <w:lang w:val="en-US"/>
+              </w:rPr>
+              <w:t>logLPC | 1000 | Pouteria</w:t>
+            </w:r>
           </w:p>
         </w:tc>
         <w:tc>
@@ -29133,34 +30614,14 @@
                 <w:lang w:val="en-US"/>
               </w:rPr>
             </w:pPr>
-            <w:proofErr w:type="spellStart"/>
-            <w:r>
-              <w:rPr>
-                <w:rFonts w:ascii="Calibri" w:eastAsia="Times New Roman" w:hAnsi="Calibri" w:cs="Calibri"/>
-                <w:color w:val="000000"/>
-                <w:lang w:val="en-US"/>
-              </w:rPr>
-              <w:t>logLPC</w:t>
-            </w:r>
-            <w:proofErr w:type="spellEnd"/>
-            <w:r>
-              <w:rPr>
-                <w:rFonts w:ascii="Calibri" w:eastAsia="Times New Roman" w:hAnsi="Calibri" w:cs="Calibri"/>
-                <w:color w:val="000000"/>
-                <w:lang w:val="en-US"/>
-              </w:rPr>
-              <w:t xml:space="preserve"> | 1000 | </w:t>
-            </w:r>
-            <w:proofErr w:type="spellStart"/>
-            <w:r>
-              <w:rPr>
-                <w:rFonts w:ascii="Calibri" w:eastAsia="Times New Roman" w:hAnsi="Calibri" w:cs="Calibri"/>
-                <w:color w:val="000000"/>
-                <w:lang w:val="en-US"/>
-              </w:rPr>
-              <w:t>Clarisia</w:t>
-            </w:r>
-            <w:proofErr w:type="spellEnd"/>
+            <w:r>
+              <w:rPr>
+                <w:rFonts w:ascii="Calibri" w:eastAsia="Times New Roman" w:hAnsi="Calibri" w:cs="Calibri"/>
+                <w:color w:val="000000"/>
+                <w:lang w:val="en-US"/>
+              </w:rPr>
+              <w:t>logLPC | 1000 | Clarisia</w:t>
+            </w:r>
           </w:p>
         </w:tc>
         <w:tc>
@@ -29401,34 +30862,14 @@
                 <w:lang w:val="en-US"/>
               </w:rPr>
             </w:pPr>
-            <w:proofErr w:type="spellStart"/>
-            <w:r>
-              <w:rPr>
-                <w:rFonts w:ascii="Calibri" w:eastAsia="Times New Roman" w:hAnsi="Calibri" w:cs="Calibri"/>
-                <w:color w:val="000000"/>
-                <w:lang w:val="en-US"/>
-              </w:rPr>
-              <w:t>logLPC</w:t>
-            </w:r>
-            <w:proofErr w:type="spellEnd"/>
-            <w:r>
-              <w:rPr>
-                <w:rFonts w:ascii="Calibri" w:eastAsia="Times New Roman" w:hAnsi="Calibri" w:cs="Calibri"/>
-                <w:color w:val="000000"/>
-                <w:lang w:val="en-US"/>
-              </w:rPr>
-              <w:t xml:space="preserve"> | 2000 | </w:t>
-            </w:r>
-            <w:proofErr w:type="spellStart"/>
-            <w:r>
-              <w:rPr>
-                <w:rFonts w:ascii="Calibri" w:eastAsia="Times New Roman" w:hAnsi="Calibri" w:cs="Calibri"/>
-                <w:color w:val="000000"/>
-                <w:lang w:val="en-US"/>
-              </w:rPr>
-              <w:t>Alchornea</w:t>
-            </w:r>
-            <w:proofErr w:type="spellEnd"/>
+            <w:r>
+              <w:rPr>
+                <w:rFonts w:ascii="Calibri" w:eastAsia="Times New Roman" w:hAnsi="Calibri" w:cs="Calibri"/>
+                <w:color w:val="000000"/>
+                <w:lang w:val="en-US"/>
+              </w:rPr>
+              <w:t>logLPC | 2000 | Alchornea</w:t>
+            </w:r>
           </w:p>
         </w:tc>
         <w:tc>
@@ -29676,34 +31117,14 @@
                 <w:lang w:val="en-US"/>
               </w:rPr>
             </w:pPr>
-            <w:proofErr w:type="spellStart"/>
-            <w:r>
-              <w:rPr>
-                <w:rFonts w:ascii="Calibri" w:eastAsia="Times New Roman" w:hAnsi="Calibri" w:cs="Calibri"/>
-                <w:color w:val="000000"/>
-                <w:lang w:val="en-US"/>
-              </w:rPr>
-              <w:t>logLPC</w:t>
-            </w:r>
-            <w:proofErr w:type="spellEnd"/>
-            <w:r>
-              <w:rPr>
-                <w:rFonts w:ascii="Calibri" w:eastAsia="Times New Roman" w:hAnsi="Calibri" w:cs="Calibri"/>
-                <w:color w:val="000000"/>
-                <w:lang w:val="en-US"/>
-              </w:rPr>
-              <w:t xml:space="preserve"> | 2000 | </w:t>
-            </w:r>
-            <w:proofErr w:type="spellStart"/>
-            <w:r>
-              <w:rPr>
-                <w:rFonts w:ascii="Calibri" w:eastAsia="Times New Roman" w:hAnsi="Calibri" w:cs="Calibri"/>
-                <w:color w:val="000000"/>
-                <w:lang w:val="en-US"/>
-              </w:rPr>
-              <w:t>Myrcia</w:t>
-            </w:r>
-            <w:proofErr w:type="spellEnd"/>
+            <w:r>
+              <w:rPr>
+                <w:rFonts w:ascii="Calibri" w:eastAsia="Times New Roman" w:hAnsi="Calibri" w:cs="Calibri"/>
+                <w:color w:val="000000"/>
+                <w:lang w:val="en-US"/>
+              </w:rPr>
+              <w:t>logLPC | 2000 | Myrcia</w:t>
+            </w:r>
           </w:p>
         </w:tc>
         <w:tc>
@@ -29944,34 +31365,14 @@
                 <w:lang w:val="en-US"/>
               </w:rPr>
             </w:pPr>
-            <w:proofErr w:type="spellStart"/>
-            <w:r>
-              <w:rPr>
-                <w:rFonts w:ascii="Calibri" w:eastAsia="Times New Roman" w:hAnsi="Calibri" w:cs="Calibri"/>
-                <w:color w:val="000000"/>
-                <w:lang w:val="en-US"/>
-              </w:rPr>
-              <w:t>logLPC</w:t>
-            </w:r>
-            <w:proofErr w:type="spellEnd"/>
-            <w:r>
-              <w:rPr>
-                <w:rFonts w:ascii="Calibri" w:eastAsia="Times New Roman" w:hAnsi="Calibri" w:cs="Calibri"/>
-                <w:color w:val="000000"/>
-                <w:lang w:val="en-US"/>
-              </w:rPr>
-              <w:t xml:space="preserve"> | 3000 | </w:t>
-            </w:r>
-            <w:proofErr w:type="spellStart"/>
-            <w:r>
-              <w:rPr>
-                <w:rFonts w:ascii="Calibri" w:eastAsia="Times New Roman" w:hAnsi="Calibri" w:cs="Calibri"/>
-                <w:color w:val="000000"/>
-                <w:lang w:val="en-US"/>
-              </w:rPr>
-              <w:t>Hedyosmum</w:t>
-            </w:r>
-            <w:proofErr w:type="spellEnd"/>
+            <w:r>
+              <w:rPr>
+                <w:rFonts w:ascii="Calibri" w:eastAsia="Times New Roman" w:hAnsi="Calibri" w:cs="Calibri"/>
+                <w:color w:val="000000"/>
+                <w:lang w:val="en-US"/>
+              </w:rPr>
+              <w:t>logLPC | 3000 | Hedyosmum</w:t>
+            </w:r>
           </w:p>
         </w:tc>
         <w:tc>
@@ -30211,34 +31612,14 @@
                 <w:lang w:val="en-US"/>
               </w:rPr>
             </w:pPr>
-            <w:proofErr w:type="spellStart"/>
-            <w:r>
-              <w:rPr>
-                <w:rFonts w:ascii="Calibri" w:eastAsia="Times New Roman" w:hAnsi="Calibri" w:cs="Calibri"/>
-                <w:color w:val="000000"/>
-                <w:lang w:val="en-US"/>
-              </w:rPr>
-              <w:t>logLPC</w:t>
-            </w:r>
-            <w:proofErr w:type="spellEnd"/>
-            <w:r>
-              <w:rPr>
-                <w:rFonts w:ascii="Calibri" w:eastAsia="Times New Roman" w:hAnsi="Calibri" w:cs="Calibri"/>
-                <w:color w:val="000000"/>
-                <w:lang w:val="en-US"/>
-              </w:rPr>
-              <w:t xml:space="preserve"> | 3000 | </w:t>
-            </w:r>
-            <w:proofErr w:type="spellStart"/>
-            <w:r>
-              <w:rPr>
-                <w:rFonts w:ascii="Calibri" w:eastAsia="Times New Roman" w:hAnsi="Calibri" w:cs="Calibri"/>
-                <w:color w:val="000000"/>
-                <w:lang w:val="en-US"/>
-              </w:rPr>
-              <w:t>Weinmannia</w:t>
-            </w:r>
-            <w:proofErr w:type="spellEnd"/>
+            <w:r>
+              <w:rPr>
+                <w:rFonts w:ascii="Calibri" w:eastAsia="Times New Roman" w:hAnsi="Calibri" w:cs="Calibri"/>
+                <w:color w:val="000000"/>
+                <w:lang w:val="en-US"/>
+              </w:rPr>
+              <w:t>logLPC | 3000 | Weinmannia</w:t>
+            </w:r>
           </w:p>
         </w:tc>
         <w:tc>
@@ -30479,34 +31860,14 @@
                 <w:lang w:val="en-US"/>
               </w:rPr>
             </w:pPr>
-            <w:proofErr w:type="spellStart"/>
-            <w:r>
-              <w:rPr>
-                <w:rFonts w:ascii="Calibri" w:eastAsia="Times New Roman" w:hAnsi="Calibri" w:cs="Calibri"/>
-                <w:color w:val="000000"/>
-                <w:lang w:val="en-US"/>
-              </w:rPr>
-              <w:t>Parea</w:t>
-            </w:r>
-            <w:proofErr w:type="spellEnd"/>
-            <w:r>
-              <w:rPr>
-                <w:rFonts w:ascii="Calibri" w:eastAsia="Times New Roman" w:hAnsi="Calibri" w:cs="Calibri"/>
-                <w:color w:val="000000"/>
-                <w:lang w:val="en-US"/>
-              </w:rPr>
-              <w:t xml:space="preserve"> | 1000 | </w:t>
-            </w:r>
-            <w:proofErr w:type="spellStart"/>
-            <w:r>
-              <w:rPr>
-                <w:rFonts w:ascii="Calibri" w:eastAsia="Times New Roman" w:hAnsi="Calibri" w:cs="Calibri"/>
-                <w:color w:val="000000"/>
-                <w:lang w:val="en-US"/>
-              </w:rPr>
-              <w:t>Pouteria</w:t>
-            </w:r>
-            <w:proofErr w:type="spellEnd"/>
+            <w:r>
+              <w:rPr>
+                <w:rFonts w:ascii="Calibri" w:eastAsia="Times New Roman" w:hAnsi="Calibri" w:cs="Calibri"/>
+                <w:color w:val="000000"/>
+                <w:lang w:val="en-US"/>
+              </w:rPr>
+              <w:t>Parea | 1000 | Pouteria</w:t>
+            </w:r>
           </w:p>
         </w:tc>
         <w:tc>
@@ -30754,34 +32115,14 @@
                 <w:lang w:val="en-US"/>
               </w:rPr>
             </w:pPr>
-            <w:proofErr w:type="spellStart"/>
-            <w:r>
-              <w:rPr>
-                <w:rFonts w:ascii="Calibri" w:eastAsia="Times New Roman" w:hAnsi="Calibri" w:cs="Calibri"/>
-                <w:color w:val="000000"/>
-                <w:lang w:val="en-US"/>
-              </w:rPr>
-              <w:t>Parea</w:t>
-            </w:r>
-            <w:proofErr w:type="spellEnd"/>
-            <w:r>
-              <w:rPr>
-                <w:rFonts w:ascii="Calibri" w:eastAsia="Times New Roman" w:hAnsi="Calibri" w:cs="Calibri"/>
-                <w:color w:val="000000"/>
-                <w:lang w:val="en-US"/>
-              </w:rPr>
-              <w:t xml:space="preserve"> | 1000 | </w:t>
-            </w:r>
-            <w:proofErr w:type="spellStart"/>
-            <w:r>
-              <w:rPr>
-                <w:rFonts w:ascii="Calibri" w:eastAsia="Times New Roman" w:hAnsi="Calibri" w:cs="Calibri"/>
-                <w:color w:val="000000"/>
-                <w:lang w:val="en-US"/>
-              </w:rPr>
-              <w:t>Clarisia</w:t>
-            </w:r>
-            <w:proofErr w:type="spellEnd"/>
+            <w:r>
+              <w:rPr>
+                <w:rFonts w:ascii="Calibri" w:eastAsia="Times New Roman" w:hAnsi="Calibri" w:cs="Calibri"/>
+                <w:color w:val="000000"/>
+                <w:lang w:val="en-US"/>
+              </w:rPr>
+              <w:t>Parea | 1000 | Clarisia</w:t>
+            </w:r>
           </w:p>
         </w:tc>
         <w:tc>
@@ -31030,34 +32371,14 @@
                 <w:lang w:val="en-US"/>
               </w:rPr>
             </w:pPr>
-            <w:proofErr w:type="spellStart"/>
-            <w:r>
-              <w:rPr>
-                <w:rFonts w:ascii="Calibri" w:eastAsia="Times New Roman" w:hAnsi="Calibri" w:cs="Calibri"/>
-                <w:color w:val="000000"/>
-                <w:lang w:val="en-US"/>
-              </w:rPr>
-              <w:t>Parea</w:t>
-            </w:r>
-            <w:proofErr w:type="spellEnd"/>
-            <w:r>
-              <w:rPr>
-                <w:rFonts w:ascii="Calibri" w:eastAsia="Times New Roman" w:hAnsi="Calibri" w:cs="Calibri"/>
-                <w:color w:val="000000"/>
-                <w:lang w:val="en-US"/>
-              </w:rPr>
-              <w:t xml:space="preserve"> | 2000 | </w:t>
-            </w:r>
-            <w:proofErr w:type="spellStart"/>
-            <w:r>
-              <w:rPr>
-                <w:rFonts w:ascii="Calibri" w:eastAsia="Times New Roman" w:hAnsi="Calibri" w:cs="Calibri"/>
-                <w:color w:val="000000"/>
-                <w:lang w:val="en-US"/>
-              </w:rPr>
-              <w:t>Alchornea</w:t>
-            </w:r>
-            <w:proofErr w:type="spellEnd"/>
+            <w:r>
+              <w:rPr>
+                <w:rFonts w:ascii="Calibri" w:eastAsia="Times New Roman" w:hAnsi="Calibri" w:cs="Calibri"/>
+                <w:color w:val="000000"/>
+                <w:lang w:val="en-US"/>
+              </w:rPr>
+              <w:t>Parea | 2000 | Alchornea</w:t>
+            </w:r>
           </w:p>
         </w:tc>
         <w:tc>
@@ -31305,34 +32626,14 @@
                 <w:lang w:val="en-US"/>
               </w:rPr>
             </w:pPr>
-            <w:proofErr w:type="spellStart"/>
-            <w:r>
-              <w:rPr>
-                <w:rFonts w:ascii="Calibri" w:eastAsia="Times New Roman" w:hAnsi="Calibri" w:cs="Calibri"/>
-                <w:color w:val="000000"/>
-                <w:lang w:val="en-US"/>
-              </w:rPr>
-              <w:t>Parea</w:t>
-            </w:r>
-            <w:proofErr w:type="spellEnd"/>
-            <w:r>
-              <w:rPr>
-                <w:rFonts w:ascii="Calibri" w:eastAsia="Times New Roman" w:hAnsi="Calibri" w:cs="Calibri"/>
-                <w:color w:val="000000"/>
-                <w:lang w:val="en-US"/>
-              </w:rPr>
-              <w:t xml:space="preserve"> | 2000 | </w:t>
-            </w:r>
-            <w:proofErr w:type="spellStart"/>
-            <w:r>
-              <w:rPr>
-                <w:rFonts w:ascii="Calibri" w:eastAsia="Times New Roman" w:hAnsi="Calibri" w:cs="Calibri"/>
-                <w:color w:val="000000"/>
-                <w:lang w:val="en-US"/>
-              </w:rPr>
-              <w:t>Myrcia</w:t>
-            </w:r>
-            <w:proofErr w:type="spellEnd"/>
+            <w:r>
+              <w:rPr>
+                <w:rFonts w:ascii="Calibri" w:eastAsia="Times New Roman" w:hAnsi="Calibri" w:cs="Calibri"/>
+                <w:color w:val="000000"/>
+                <w:lang w:val="en-US"/>
+              </w:rPr>
+              <w:t>Parea | 2000 | Myrcia</w:t>
+            </w:r>
           </w:p>
         </w:tc>
         <w:tc>
@@ -31573,35 +32874,14 @@
                 <w:lang w:val="en-US"/>
               </w:rPr>
             </w:pPr>
-            <w:proofErr w:type="spellStart"/>
-            <w:r>
-              <w:rPr>
-                <w:rFonts w:ascii="Calibri" w:eastAsia="Times New Roman" w:hAnsi="Calibri" w:cs="Calibri"/>
-                <w:color w:val="000000"/>
-                <w:lang w:val="en-US"/>
-              </w:rPr>
-              <w:lastRenderedPageBreak/>
-              <w:t>Parea</w:t>
-            </w:r>
-            <w:proofErr w:type="spellEnd"/>
-            <w:r>
-              <w:rPr>
-                <w:rFonts w:ascii="Calibri" w:eastAsia="Times New Roman" w:hAnsi="Calibri" w:cs="Calibri"/>
-                <w:color w:val="000000"/>
-                <w:lang w:val="en-US"/>
-              </w:rPr>
-              <w:t xml:space="preserve"> | 3000 | </w:t>
-            </w:r>
-            <w:proofErr w:type="spellStart"/>
-            <w:r>
-              <w:rPr>
-                <w:rFonts w:ascii="Calibri" w:eastAsia="Times New Roman" w:hAnsi="Calibri" w:cs="Calibri"/>
-                <w:color w:val="000000"/>
-                <w:lang w:val="en-US"/>
-              </w:rPr>
-              <w:t>Hedyosmum</w:t>
-            </w:r>
-            <w:proofErr w:type="spellEnd"/>
+            <w:r>
+              <w:rPr>
+                <w:rFonts w:ascii="Calibri" w:eastAsia="Times New Roman" w:hAnsi="Calibri" w:cs="Calibri"/>
+                <w:color w:val="000000"/>
+                <w:lang w:val="en-US"/>
+              </w:rPr>
+              <w:t>Parea | 3000 | Hedyosmum</w:t>
+            </w:r>
           </w:p>
         </w:tc>
         <w:tc>
@@ -31841,34 +33121,15 @@
                 <w:lang w:val="en-US"/>
               </w:rPr>
             </w:pPr>
-            <w:proofErr w:type="spellStart"/>
-            <w:r>
-              <w:rPr>
-                <w:rFonts w:ascii="Calibri" w:eastAsia="Times New Roman" w:hAnsi="Calibri" w:cs="Calibri"/>
-                <w:color w:val="000000"/>
-                <w:lang w:val="en-US"/>
-              </w:rPr>
-              <w:t>Parea</w:t>
-            </w:r>
-            <w:proofErr w:type="spellEnd"/>
-            <w:r>
-              <w:rPr>
-                <w:rFonts w:ascii="Calibri" w:eastAsia="Times New Roman" w:hAnsi="Calibri" w:cs="Calibri"/>
-                <w:color w:val="000000"/>
-                <w:lang w:val="en-US"/>
-              </w:rPr>
-              <w:t xml:space="preserve"> | 3000 | </w:t>
-            </w:r>
-            <w:proofErr w:type="spellStart"/>
-            <w:r>
-              <w:rPr>
-                <w:rFonts w:ascii="Calibri" w:eastAsia="Times New Roman" w:hAnsi="Calibri" w:cs="Calibri"/>
-                <w:color w:val="000000"/>
-                <w:lang w:val="en-US"/>
-              </w:rPr>
-              <w:t>Weinmannia</w:t>
-            </w:r>
-            <w:proofErr w:type="spellEnd"/>
+            <w:r>
+              <w:rPr>
+                <w:rFonts w:ascii="Calibri" w:eastAsia="Times New Roman" w:hAnsi="Calibri" w:cs="Calibri"/>
+                <w:color w:val="000000"/>
+                <w:lang w:val="en-US"/>
+              </w:rPr>
+              <w:lastRenderedPageBreak/>
+              <w:t>Parea | 3000 | Weinmannia</w:t>
+            </w:r>
           </w:p>
         </w:tc>
         <w:tc>
@@ -32115,18 +33376,8 @@
                 <w:color w:val="000000"/>
                 <w:lang w:val="en-US"/>
               </w:rPr>
-              <w:t xml:space="preserve">Leaf N:P | 1000 | </w:t>
-            </w:r>
-            <w:proofErr w:type="spellStart"/>
-            <w:r>
-              <w:rPr>
-                <w:rFonts w:ascii="Calibri" w:eastAsia="Times New Roman" w:hAnsi="Calibri" w:cs="Calibri"/>
-                <w:color w:val="000000"/>
-                <w:lang w:val="en-US"/>
-              </w:rPr>
-              <w:t>Pouteria</w:t>
-            </w:r>
-            <w:proofErr w:type="spellEnd"/>
+              <w:t>Leaf N:P | 1000 | Pouteria</w:t>
+            </w:r>
           </w:p>
         </w:tc>
         <w:tc>
@@ -32380,18 +33631,8 @@
                 <w:color w:val="000000"/>
                 <w:lang w:val="en-US"/>
               </w:rPr>
-              <w:t xml:space="preserve">Leaf N:P | 1000 | </w:t>
-            </w:r>
-            <w:proofErr w:type="spellStart"/>
-            <w:r>
-              <w:rPr>
-                <w:rFonts w:ascii="Calibri" w:eastAsia="Times New Roman" w:hAnsi="Calibri" w:cs="Calibri"/>
-                <w:color w:val="000000"/>
-                <w:lang w:val="en-US"/>
-              </w:rPr>
-              <w:t>Clarisia</w:t>
-            </w:r>
-            <w:proofErr w:type="spellEnd"/>
+              <w:t>Leaf N:P | 1000 | Clarisia</w:t>
+            </w:r>
           </w:p>
         </w:tc>
         <w:tc>
@@ -32646,18 +33887,8 @@
                 <w:color w:val="000000"/>
                 <w:lang w:val="en-US"/>
               </w:rPr>
-              <w:t xml:space="preserve">Leaf N:P | 2000 | </w:t>
-            </w:r>
-            <w:proofErr w:type="spellStart"/>
-            <w:r>
-              <w:rPr>
-                <w:rFonts w:ascii="Calibri" w:eastAsia="Times New Roman" w:hAnsi="Calibri" w:cs="Calibri"/>
-                <w:color w:val="000000"/>
-                <w:lang w:val="en-US"/>
-              </w:rPr>
-              <w:t>Alchornea</w:t>
-            </w:r>
-            <w:proofErr w:type="spellEnd"/>
+              <w:t>Leaf N:P | 2000 | Alchornea</w:t>
+            </w:r>
           </w:p>
         </w:tc>
         <w:tc>
@@ -32911,18 +34142,8 @@
                 <w:color w:val="000000"/>
                 <w:lang w:val="en-US"/>
               </w:rPr>
-              <w:t xml:space="preserve">Leaf N:P | 2000 | </w:t>
-            </w:r>
-            <w:proofErr w:type="spellStart"/>
-            <w:r>
-              <w:rPr>
-                <w:rFonts w:ascii="Calibri" w:eastAsia="Times New Roman" w:hAnsi="Calibri" w:cs="Calibri"/>
-                <w:color w:val="000000"/>
-                <w:lang w:val="en-US"/>
-              </w:rPr>
-              <w:t>Myrcia</w:t>
-            </w:r>
-            <w:proofErr w:type="spellEnd"/>
+              <w:t>Leaf N:P | 2000 | Myrcia</w:t>
+            </w:r>
           </w:p>
         </w:tc>
         <w:tc>
@@ -33177,18 +34398,8 @@
                 <w:color w:val="000000"/>
                 <w:lang w:val="en-US"/>
               </w:rPr>
-              <w:t xml:space="preserve">Leaf N:P | 3000 | </w:t>
-            </w:r>
-            <w:proofErr w:type="spellStart"/>
-            <w:r>
-              <w:rPr>
-                <w:rFonts w:ascii="Calibri" w:eastAsia="Times New Roman" w:hAnsi="Calibri" w:cs="Calibri"/>
-                <w:color w:val="000000"/>
-                <w:lang w:val="en-US"/>
-              </w:rPr>
-              <w:t>Hedyosmum</w:t>
-            </w:r>
-            <w:proofErr w:type="spellEnd"/>
+              <w:t>Leaf N:P | 3000 | Hedyosmum</w:t>
+            </w:r>
           </w:p>
         </w:tc>
         <w:tc>
@@ -33442,18 +34653,8 @@
                 <w:color w:val="000000"/>
                 <w:lang w:val="en-US"/>
               </w:rPr>
-              <w:t xml:space="preserve">Leaf N:P | 3000 | </w:t>
-            </w:r>
-            <w:proofErr w:type="spellStart"/>
-            <w:r>
-              <w:rPr>
-                <w:rFonts w:ascii="Calibri" w:eastAsia="Times New Roman" w:hAnsi="Calibri" w:cs="Calibri"/>
-                <w:color w:val="000000"/>
-                <w:lang w:val="en-US"/>
-              </w:rPr>
-              <w:t>Weinmannia</w:t>
-            </w:r>
-            <w:proofErr w:type="spellEnd"/>
+              <w:t>Leaf N:P | 3000 | Weinmannia</w:t>
+            </w:r>
           </w:p>
         </w:tc>
         <w:tc>
